--- a/word/statuts.docx
+++ b/word/statuts.docx
@@ -1,1175 +1,2526 @@
 
 <file path=word/document.xml><?xml version="1.0" encoding="utf-8"?>
-<w:document xmlns:w="http://schemas.openxmlformats.org/wordprocessingml/2006/main" xmlns:m="http://schemas.openxmlformats.org/officeDocument/2006/math" xmlns:r="http://schemas.openxmlformats.org/officeDocument/2006/relationships" xmlns:o="urn:schemas-microsoft-com:office:office" xmlns:v="urn:schemas-microsoft-com:vml" xmlns:w10="urn:schemas-microsoft-com:office:word" xmlns:a="http://schemas.openxmlformats.org/drawingml/2006/main" xmlns:pic="http://schemas.openxmlformats.org/drawingml/2006/picture" xmlns:wp="http://schemas.openxmlformats.org/drawingml/2006/wordprocessingDrawing">
+<w:document xmlns:w14="http://schemas.microsoft.com/office/word/2010/wordml" xmlns:wp14="http://schemas.microsoft.com/office/word/2010/wordprocessingDrawing" xmlns:w="http://schemas.openxmlformats.org/wordprocessingml/2006/main" xmlns:m="http://schemas.openxmlformats.org/officeDocument/2006/math" xmlns:r="http://schemas.openxmlformats.org/officeDocument/2006/relationships" xmlns:o="urn:schemas-microsoft-com:office:office" xmlns:v="urn:schemas-microsoft-com:vml" xmlns:w10="urn:schemas-microsoft-com:office:word" xmlns:a="http://schemas.openxmlformats.org/drawingml/2006/main" xmlns:pic="http://schemas.openxmlformats.org/drawingml/2006/picture" xmlns:wp="http://schemas.openxmlformats.org/drawingml/2006/wordprocessingDrawing" xmlns:mc="http://schemas.openxmlformats.org/markup-compatibility/2006" mc:Ignorable="w14 wp14">
   <w:body>
-    <w:bookmarkStart w:id="43" w:name="statuts-de-lassociation-poivre-sens"/>
-    <w:p>
+    <w:bookmarkStart w:name="statuts-de-lassociation-poivre-sens" w:id="43"/>
+    <w:p xmlns:wp14="http://schemas.microsoft.com/office/word/2010/wordml" wp14:textId="62529D63">
       <w:pPr>
         <w:pStyle w:val="Heading1"/>
-      </w:pPr>
-      <w:r>
-        <w:t xml:space="preserve">Statuts de l’Association</w:t>
-      </w:r>
-      <w:r>
-        <w:t xml:space="preserve"> </w:t>
-      </w:r>
-      <w:r>
-        <w:rPr>
-          <w:bCs/>
-          <w:b/>
-        </w:rPr>
-        <w:t xml:space="preserve">Poivre &amp; Sens</w:t>
-      </w:r>
-    </w:p>
-    <w:p>
+        <w:jc w:val="center"/>
+      </w:pPr>
+      <w:r>
+        <w:rPr/>
+        <w:t>Statuts</w:t>
+      </w:r>
+      <w:r>
+        <w:rPr/>
+        <w:t xml:space="preserve"> de </w:t>
+      </w:r>
+      <w:r>
+        <w:rPr/>
+        <w:t>l’Association</w:t>
+      </w:r>
+      <w:r>
+        <w:rPr/>
+        <w:t xml:space="preserve"> </w:t>
+      </w:r>
+      <w:r>
+        <w:rPr/>
+        <w:t xml:space="preserve">Cie </w:t>
+      </w:r>
+      <w:r>
+        <w:rPr/>
+        <w:t>Poivre &amp; Sens</w:t>
+      </w:r>
+    </w:p>
+    <w:p xmlns:wp14="http://schemas.microsoft.com/office/word/2010/wordml" wp14:textId="77777777" wp14:noSpellErr="1">
+      <w:r>
+        <w:pict w14:anchorId="6BA9CAF5">
+          <v:rect style="width:0;height:1.5pt" o:hr="t" o:hrstd="t" o:hralign="center"/>
+        </w:pict>
+      </w:r>
+    </w:p>
+    <w:bookmarkStart w:name="titre-i-constitution-et-objet" w:id="24"/>
+    <w:p xmlns:wp14="http://schemas.microsoft.com/office/word/2010/wordml" wp14:textId="42B198EC">
+      <w:pPr>
+        <w:pStyle w:val="Heading2"/>
+      </w:pPr>
+      <w:r>
+        <w:rPr/>
+        <w:t xml:space="preserve">Constitution et </w:t>
+      </w:r>
+      <w:r>
+        <w:rPr/>
+        <w:t>objet</w:t>
+      </w:r>
+    </w:p>
+    <w:bookmarkStart w:name="article-1-dénomination" w:id="20"/>
+    <w:p xmlns:wp14="http://schemas.microsoft.com/office/word/2010/wordml" wp14:noSpellErr="1" wp14:textId="6C59AC66">
+      <w:pPr>
+        <w:pStyle w:val="Heading3"/>
+      </w:pPr>
+      <w:r>
+        <w:rPr/>
+        <w:t>Article 1 — Dénomination</w:t>
+      </w:r>
+    </w:p>
+    <w:p xmlns:wp14="http://schemas.microsoft.com/office/word/2010/wordml" wp14:noSpellErr="1" wp14:textId="0455D863">
       <w:pPr>
         <w:pStyle w:val="FirstParagraph"/>
       </w:pPr>
       <w:r>
-        <w:rPr>
-          <w:iCs/>
-          <w:i/>
-        </w:rPr>
-        <w:t xml:space="preserve">Compagnie de danse et musique improvisées</w:t>
-      </w:r>
-    </w:p>
-    <w:p>
-      <w:r>
-        <w:pict>
-          <v:rect style="width:0;height:1.5pt" o:hralign="center" o:hrstd="t" o:hr="t"/>
-        </w:pict>
-      </w:r>
-    </w:p>
-    <w:bookmarkStart w:id="24" w:name="titre-i-constitution-et-objet"/>
-    <w:p>
-      <w:pPr>
-        <w:pStyle w:val="Heading2"/>
-      </w:pPr>
-      <w:r>
-        <w:t xml:space="preserve">Titre I — Constitution et objet</w:t>
-      </w:r>
-    </w:p>
-    <w:bookmarkStart w:id="20" w:name="article-1-dénomination"/>
-    <w:p>
+        <w:rPr/>
+        <w:t>Il est fondé entre les adhérentes et adhérents aux présents statuts une association régie par la loi du 1er juillet 1901 et le décret du 16 août 1901, ayant pour titre :</w:t>
+      </w:r>
+    </w:p>
+    <w:p xmlns:wp14="http://schemas.microsoft.com/office/word/2010/wordml" wp14:textId="5EA4C583">
+      <w:pPr>
+        <w:pStyle w:val="BodyText"/>
+      </w:pPr>
+      <w:r>
+        <w:rPr/>
+        <w:t xml:space="preserve">Cie Poivre &amp; </w:t>
+      </w:r>
+      <w:r>
+        <w:rPr/>
+        <w:t>Sens</w:t>
+      </w:r>
+      <w:r>
+        <w:rPr/>
+        <w:t xml:space="preserve"> </w:t>
+      </w:r>
+    </w:p>
+    <w:p xmlns:wp14="http://schemas.microsoft.com/office/word/2010/wordml" wp14:textId="5D9C1B02">
+      <w:pPr>
+        <w:pStyle w:val="BodyText"/>
+      </w:pPr>
+      <w:r>
+        <w:rPr/>
+        <w:t xml:space="preserve">Cie Quintes et </w:t>
+      </w:r>
+      <w:r>
+        <w:rPr/>
+        <w:t>sens</w:t>
+      </w:r>
+    </w:p>
+    <w:bookmarkEnd w:id="20"/>
+    <w:bookmarkStart w:name="article-2-objet" w:id="21"/>
+    <w:p xmlns:wp14="http://schemas.microsoft.com/office/word/2010/wordml" wp14:noSpellErr="1" wp14:textId="1CF1F334">
       <w:pPr>
         <w:pStyle w:val="Heading3"/>
       </w:pPr>
       <w:r>
-        <w:t xml:space="preserve">Article 1 — Dénomination</w:t>
-      </w:r>
-    </w:p>
-    <w:p>
+        <w:rPr/>
+        <w:t>Article 2 — Objet</w:t>
+      </w:r>
+    </w:p>
+    <w:p xmlns:wp14="http://schemas.microsoft.com/office/word/2010/wordml" wp14:noSpellErr="1" wp14:textId="10341862">
       <w:pPr>
         <w:pStyle w:val="FirstParagraph"/>
       </w:pPr>
       <w:r>
-        <w:t xml:space="preserve">Il est fondé entre les adhérentes et adhérents aux présents statuts une association régie par la loi du 1er juillet 1901 et le décret du 16 août 1901, ayant pour titre :</w:t>
-      </w:r>
-    </w:p>
-    <w:p>
-      <w:pPr>
-        <w:pStyle w:val="BodyText"/>
-      </w:pPr>
-      <w:r>
-        <w:rPr>
-          <w:bCs/>
-          <w:b/>
-        </w:rPr>
-        <w:t xml:space="preserve">Poivre &amp; Sens</w:t>
-      </w:r>
-    </w:p>
-    <w:bookmarkEnd w:id="20"/>
-    <w:bookmarkStart w:id="21" w:name="article-2-objet"/>
-    <w:p>
-      <w:pPr>
-        <w:pStyle w:val="Heading3"/>
-      </w:pPr>
-      <w:r>
-        <w:t xml:space="preserve">Article 2 — Objet</w:t>
-      </w:r>
-    </w:p>
-    <w:p>
-      <w:pPr>
-        <w:pStyle w:val="FirstParagraph"/>
-      </w:pPr>
-      <w:r>
-        <w:t xml:space="preserve">L’association a pour objet :</w:t>
-      </w:r>
-    </w:p>
-    <w:p>
+        <w:rPr/>
+        <w:t>L’association a pour objet :</w:t>
+      </w:r>
+    </w:p>
+    <w:p xmlns:wp14="http://schemas.microsoft.com/office/word/2010/wordml" wp14:textId="6C4A4612">
       <w:pPr>
         <w:numPr>
           <w:ilvl w:val="0"/>
           <w:numId w:val="1001"/>
         </w:numPr>
         <w:pStyle w:val="Compact"/>
-      </w:pPr>
-      <w:r>
-        <w:t xml:space="preserve">La création, la production et la diffusion de spectacles vivants mêlant danse contemporaine, danse contact-improvisation et musique improvisée.</w:t>
-      </w:r>
-    </w:p>
-    <w:p>
+        <w:rPr>
+          <w:lang w:val="fr-FR"/>
+        </w:rPr>
+      </w:pPr>
+      <w:r>
+        <w:rPr>
+          <w:lang w:val="fr-FR"/>
+        </w:rPr>
+        <w:t xml:space="preserve">La création, la production et la diffusion de spectacles </w:t>
+      </w:r>
+      <w:r>
+        <w:rPr>
+          <w:lang w:val="fr-FR"/>
+        </w:rPr>
+        <w:t>vivants.</w:t>
+      </w:r>
+    </w:p>
+    <w:p xmlns:wp14="http://schemas.microsoft.com/office/word/2010/wordml" wp14:textId="0E7029A3">
       <w:pPr>
         <w:numPr>
           <w:ilvl w:val="0"/>
           <w:numId w:val="1001"/>
         </w:numPr>
         <w:pStyle w:val="Compact"/>
-      </w:pPr>
-      <w:r>
-        <w:t xml:space="preserve">L’enseignement et la transmission des pratiques du mouvement improvisé, du contact-improvisation, des arts somatiques et de la musique improvisée.</w:t>
-      </w:r>
-    </w:p>
-    <w:p>
+        <w:rPr/>
+      </w:pPr>
+      <w:r>
+        <w:rPr/>
+        <w:t>L’enseignement et la transmission des pratiques du mouvement</w:t>
+      </w:r>
+      <w:r>
+        <w:rPr/>
+        <w:t xml:space="preserve">, </w:t>
+      </w:r>
+      <w:r>
+        <w:rPr/>
+        <w:t>de la musique</w:t>
+      </w:r>
+      <w:r>
+        <w:rPr/>
+        <w:t xml:space="preserve"> et de tout art</w:t>
+      </w:r>
+      <w:r>
+        <w:rPr/>
+        <w:t>.</w:t>
+      </w:r>
+    </w:p>
+    <w:p xmlns:wp14="http://schemas.microsoft.com/office/word/2010/wordml" wp14:noSpellErr="1" wp14:textId="0828748E">
       <w:pPr>
         <w:numPr>
           <w:ilvl w:val="0"/>
           <w:numId w:val="1001"/>
         </w:numPr>
         <w:pStyle w:val="Compact"/>
-      </w:pPr>
-      <w:r>
-        <w:t xml:space="preserve">L’organisation de stages, ateliers, résidences, laboratoires de recherche artistique et rencontres publiques.</w:t>
-      </w:r>
-    </w:p>
-    <w:p>
+        <w:rPr/>
+      </w:pPr>
+      <w:r>
+        <w:rPr/>
+        <w:t>L’organisation de stages, ateliers, résidences, laboratoires de recherche artistique et rencontres publiques.</w:t>
+      </w:r>
+    </w:p>
+    <w:p xmlns:wp14="http://schemas.microsoft.com/office/word/2010/wordml" wp14:textId="40C3E292">
       <w:pPr>
         <w:numPr>
           <w:ilvl w:val="0"/>
           <w:numId w:val="1001"/>
         </w:numPr>
         <w:pStyle w:val="Compact"/>
-      </w:pPr>
-      <w:r>
-        <w:t xml:space="preserve">La mise en réseau d’artistes, pédagogues et praticiens du mouvement et du son, en France et à l’international.</w:t>
-      </w:r>
-    </w:p>
-    <w:p>
+        <w:rPr/>
+      </w:pPr>
+      <w:r>
+        <w:rPr/>
+        <w:t>La mise en réseau d’artistes, pédagogues et praticiens, en France et à l’international.</w:t>
+      </w:r>
+    </w:p>
+    <w:p xmlns:wp14="http://schemas.microsoft.com/office/word/2010/wordml" wp14:noSpellErr="1" wp14:textId="7F305C6B">
       <w:pPr>
         <w:numPr>
           <w:ilvl w:val="0"/>
           <w:numId w:val="1001"/>
         </w:numPr>
         <w:pStyle w:val="Compact"/>
-      </w:pPr>
-      <w:r>
-        <w:t xml:space="preserve">Toute action favorisant l’accès à ces pratiques artistiques et corporelles pour tous les publics.</w:t>
+        <w:rPr/>
+      </w:pPr>
+      <w:r>
+        <w:rPr/>
+        <w:t>Toute action favorisant l’accès à ces pratiques artistiques et corporelles pour tous les publics.</w:t>
       </w:r>
     </w:p>
     <w:bookmarkEnd w:id="21"/>
-    <w:bookmarkStart w:id="22" w:name="article-3-siège-social"/>
+    <w:bookmarkStart w:name="article-3-siège-social" w:id="22"/>
+    <w:p xmlns:wp14="http://schemas.microsoft.com/office/word/2010/wordml" wp14:noSpellErr="1" wp14:textId="562E86D1">
+      <w:pPr>
+        <w:pStyle w:val="Heading3"/>
+      </w:pPr>
+      <w:r>
+        <w:rPr/>
+        <w:t>Article 3 — Siège social</w:t>
+      </w:r>
+    </w:p>
+    <w:p xmlns:wp14="http://schemas.microsoft.com/office/word/2010/wordml" wp14:noSpellErr="1" wp14:textId="3D3963D4">
+      <w:pPr>
+        <w:pStyle w:val="FirstParagraph"/>
+      </w:pPr>
+      <w:r>
+        <w:rPr/>
+        <w:t>Le siège social est fixé à l’adresse suivante :</w:t>
+      </w:r>
+    </w:p>
     <w:p>
       <w:pPr>
+        <w:pStyle w:val="BlockText"/>
+        <w:suppressLineNumbers w:val="0"/>
+        <w:bidi w:val="0"/>
+        <w:spacing w:before="100" w:beforeAutospacing="off" w:after="100" w:afterAutospacing="off" w:line="280" w:lineRule="exact"/>
+        <w:ind w:left="480" w:right="480"/>
+        <w:jc w:val="left"/>
+      </w:pPr>
+      <w:r>
+        <w:rPr/>
+        <w:t>9 rue Fernand de Magellan</w:t>
+      </w:r>
+    </w:p>
+    <w:p>
+      <w:pPr>
+        <w:pStyle w:val="BodyText"/>
+        <w:bidi w:val="0"/>
+      </w:pPr>
+      <w:r>
+        <w:rPr/>
+        <w:t xml:space="preserve">          44600 Saint-Nazaire</w:t>
+      </w:r>
+    </w:p>
+    <w:p xmlns:wp14="http://schemas.microsoft.com/office/word/2010/wordml" wp14:noSpellErr="1" wp14:textId="161C61FD">
+      <w:pPr>
+        <w:pStyle w:val="FirstParagraph"/>
+      </w:pPr>
+      <w:r>
+        <w:rPr/>
+        <w:t>Il pourra être transféré par simple décision du conseil d’administration.</w:t>
+      </w:r>
+    </w:p>
+    <w:bookmarkEnd w:id="22"/>
+    <w:bookmarkStart w:name="article-4-durée" w:id="23"/>
+    <w:p xmlns:wp14="http://schemas.microsoft.com/office/word/2010/wordml" wp14:noSpellErr="1" wp14:textId="437E014E">
+      <w:pPr>
         <w:pStyle w:val="Heading3"/>
       </w:pPr>
       <w:r>
-        <w:t xml:space="preserve">Article 3 — Siège social</w:t>
-      </w:r>
-    </w:p>
-    <w:p>
+        <w:rPr/>
+        <w:t>Article 4 — Durée</w:t>
+      </w:r>
+    </w:p>
+    <w:p xmlns:wp14="http://schemas.microsoft.com/office/word/2010/wordml" wp14:noSpellErr="1" wp14:textId="06C1CF50">
       <w:pPr>
         <w:pStyle w:val="FirstParagraph"/>
       </w:pPr>
       <w:r>
-        <w:t xml:space="preserve">Le siège social est fixé à l’adresse suivante :</w:t>
-      </w:r>
-    </w:p>
-    <w:p>
-      <w:pPr>
-        <w:pStyle w:val="BlockText"/>
-      </w:pPr>
-      <w:r>
-        <w:rPr>
-          <w:iCs/>
-          <w:i/>
-        </w:rPr>
-        <w:t xml:space="preserve">(à compléter lors de l’assemblée constitutive)</w:t>
-      </w:r>
-    </w:p>
-    <w:p>
-      <w:pPr>
-        <w:pStyle w:val="FirstParagraph"/>
-      </w:pPr>
-      <w:r>
-        <w:t xml:space="preserve">Il pourra être transféré par simple décision du conseil d’administration.</w:t>
-      </w:r>
-    </w:p>
-    <w:bookmarkEnd w:id="22"/>
-    <w:bookmarkStart w:id="23" w:name="article-4-durée"/>
-    <w:p>
-      <w:pPr>
-        <w:pStyle w:val="Heading3"/>
-      </w:pPr>
-      <w:r>
-        <w:t xml:space="preserve">Article 4 — Durée</w:t>
-      </w:r>
-    </w:p>
-    <w:p>
-      <w:pPr>
-        <w:pStyle w:val="FirstParagraph"/>
-      </w:pPr>
-      <w:r>
-        <w:t xml:space="preserve">L’association est constituée pour une durée illimitée.</w:t>
-      </w:r>
-    </w:p>
-    <w:p>
-      <w:r>
-        <w:pict>
-          <v:rect style="width:0;height:1.5pt" o:hralign="center" o:hrstd="t" o:hr="t"/>
+        <w:rPr/>
+        <w:t>L’association est constituée pour une durée illimitée.</w:t>
+      </w:r>
+    </w:p>
+    <w:p xmlns:wp14="http://schemas.microsoft.com/office/word/2010/wordml" wp14:textId="77777777" wp14:noSpellErr="1">
+      <w:r>
+        <w:pict w14:anchorId="33CD140C">
+          <v:rect style="width:0;height:1.5pt" o:hr="t" o:hrstd="t" o:hralign="center"/>
         </w:pict>
       </w:r>
     </w:p>
     <w:bookmarkEnd w:id="23"/>
     <w:bookmarkEnd w:id="24"/>
-    <w:bookmarkStart w:id="29" w:name="titre-ii-membres"/>
-    <w:p>
+    <w:bookmarkStart w:name="titre-ii-membres" w:id="29"/>
+    <w:p xmlns:wp14="http://schemas.microsoft.com/office/word/2010/wordml" wp14:textId="7E998D1B">
       <w:pPr>
         <w:pStyle w:val="Heading2"/>
       </w:pPr>
       <w:r>
-        <w:t xml:space="preserve">Titre II — Membres</w:t>
-      </w:r>
-    </w:p>
-    <w:bookmarkStart w:id="25" w:name="article-5-composition"/>
-    <w:p>
+        <w:rPr/>
+        <w:t>Membres</w:t>
+      </w:r>
+    </w:p>
+    <w:bookmarkStart w:name="article-5-composition" w:id="25"/>
+    <w:p xmlns:wp14="http://schemas.microsoft.com/office/word/2010/wordml" wp14:noSpellErr="1" wp14:textId="11105A01">
       <w:pPr>
         <w:pStyle w:val="Heading3"/>
       </w:pPr>
       <w:r>
-        <w:t xml:space="preserve">Article 5 — Composition</w:t>
-      </w:r>
-    </w:p>
-    <w:p>
+        <w:rPr/>
+        <w:t>Article 5 — Composition</w:t>
+      </w:r>
+    </w:p>
+    <w:p xmlns:wp14="http://schemas.microsoft.com/office/word/2010/wordml" wp14:noSpellErr="1" wp14:textId="02296F32">
       <w:pPr>
         <w:pStyle w:val="FirstParagraph"/>
       </w:pPr>
       <w:r>
-        <w:t xml:space="preserve">L’association se compose de :</w:t>
-      </w:r>
-    </w:p>
-    <w:p>
+        <w:rPr/>
+        <w:t>L’association se compose de :</w:t>
+      </w:r>
+    </w:p>
+    <w:p xmlns:wp14="http://schemas.microsoft.com/office/word/2010/wordml" wp14:noSpellErr="1" wp14:textId="33E35982">
       <w:pPr>
         <w:numPr>
           <w:ilvl w:val="0"/>
           <w:numId w:val="1002"/>
         </w:numPr>
         <w:pStyle w:val="Compact"/>
-      </w:pPr>
-      <w:r>
-        <w:rPr>
-          <w:bCs/>
-          <w:b/>
-        </w:rPr>
-        <w:t xml:space="preserve">Membres fondateurs</w:t>
-      </w:r>
-      <w:r>
-        <w:t xml:space="preserve"> </w:t>
-      </w:r>
-      <w:r>
-        <w:t xml:space="preserve">: personnes physiques ayant participé à la création de l’association.</w:t>
-      </w:r>
-    </w:p>
-    <w:p>
+        <w:rPr/>
+      </w:pPr>
+      <w:r>
+        <w:rPr/>
+        <w:t>Membres fondateurs</w:t>
+      </w:r>
+      <w:r>
+        <w:rPr/>
+        <w:t xml:space="preserve"> </w:t>
+      </w:r>
+      <w:r>
+        <w:rPr/>
+        <w:t>: personnes physiques ayant participé à la création de l’association.</w:t>
+      </w:r>
+    </w:p>
+    <w:p xmlns:wp14="http://schemas.microsoft.com/office/word/2010/wordml" wp14:noSpellErr="1" wp14:textId="76C65885">
       <w:pPr>
         <w:numPr>
           <w:ilvl w:val="0"/>
           <w:numId w:val="1002"/>
         </w:numPr>
         <w:pStyle w:val="Compact"/>
-      </w:pPr>
-      <w:r>
-        <w:rPr>
-          <w:bCs/>
-          <w:b/>
-        </w:rPr>
-        <w:t xml:space="preserve">Membres actifs</w:t>
-      </w:r>
-      <w:r>
-        <w:t xml:space="preserve"> </w:t>
-      </w:r>
-      <w:r>
-        <w:t xml:space="preserve">: personnes physiques ou morales à jour de leur cotisation annuelle et participant activement à la vie de l’association.</w:t>
-      </w:r>
-    </w:p>
-    <w:p>
+        <w:rPr/>
+      </w:pPr>
+      <w:r>
+        <w:rPr/>
+        <w:t>Membres actifs</w:t>
+      </w:r>
+      <w:r>
+        <w:rPr/>
+        <w:t xml:space="preserve"> </w:t>
+      </w:r>
+      <w:r>
+        <w:rPr/>
+        <w:t>: personnes physiques ou morales à jour de leur cotisation annuelle et participant activement à la vie de l’association.</w:t>
+      </w:r>
+    </w:p>
+    <w:p xmlns:wp14="http://schemas.microsoft.com/office/word/2010/wordml" wp14:noSpellErr="1" wp14:textId="2802B7A9">
       <w:pPr>
         <w:numPr>
           <w:ilvl w:val="0"/>
           <w:numId w:val="1002"/>
         </w:numPr>
         <w:pStyle w:val="Compact"/>
-      </w:pPr>
-      <w:r>
-        <w:rPr>
-          <w:bCs/>
-          <w:b/>
-        </w:rPr>
-        <w:t xml:space="preserve">Membres bienfaiteurs</w:t>
-      </w:r>
-      <w:r>
-        <w:t xml:space="preserve"> </w:t>
-      </w:r>
-      <w:r>
-        <w:t xml:space="preserve">: personnes physiques ou morales versant une cotisation supérieure au montant fixé par le conseil d’administration.</w:t>
-      </w:r>
-    </w:p>
-    <w:p>
+        <w:rPr/>
+      </w:pPr>
+      <w:r>
+        <w:rPr/>
+        <w:t>Membres bienfaiteurs</w:t>
+      </w:r>
+      <w:r>
+        <w:rPr/>
+        <w:t xml:space="preserve"> </w:t>
+      </w:r>
+      <w:r>
+        <w:rPr/>
+        <w:t>: personnes physiques ou morales versant une cotisation supérieure au montant fixé par le conseil d’administration.</w:t>
+      </w:r>
+    </w:p>
+    <w:p xmlns:wp14="http://schemas.microsoft.com/office/word/2010/wordml" wp14:textId="55DF0A35">
       <w:pPr>
         <w:numPr>
           <w:ilvl w:val="0"/>
           <w:numId w:val="1002"/>
         </w:numPr>
         <w:pStyle w:val="Compact"/>
-      </w:pPr>
-      <w:r>
-        <w:rPr>
-          <w:bCs/>
-          <w:b/>
-        </w:rPr>
-        <w:t xml:space="preserve">Membres d’honneur</w:t>
-      </w:r>
-      <w:r>
-        <w:t xml:space="preserve"> </w:t>
-      </w:r>
-      <w:r>
-        <w:t xml:space="preserve">: personnes ayant rendu des services signalés à l’association ; elles sont dispensées de cotisation.</w:t>
-      </w:r>
-    </w:p>
-    <w:bookmarkEnd w:id="25"/>
-    <w:bookmarkStart w:id="26" w:name="article-6-admission"/>
-    <w:p>
+        <w:rPr/>
+      </w:pPr>
+      <w:r>
+        <w:rPr/>
+        <w:t>Membres</w:t>
+      </w:r>
+      <w:r>
+        <w:rPr/>
+        <w:t xml:space="preserve"> </w:t>
+      </w:r>
+      <w:r>
+        <w:rPr/>
+        <w:t>d’honneur</w:t>
+      </w:r>
+      <w:r>
+        <w:rPr/>
+        <w:t xml:space="preserve"> </w:t>
+      </w:r>
+      <w:r>
+        <w:rPr/>
+        <w:t xml:space="preserve">: </w:t>
+      </w:r>
+      <w:r>
+        <w:rPr/>
+        <w:t>personnes</w:t>
+      </w:r>
+      <w:r>
+        <w:rPr/>
+        <w:t xml:space="preserve"> </w:t>
+      </w:r>
+      <w:r>
+        <w:rPr/>
+        <w:t>ayant</w:t>
+      </w:r>
+      <w:r>
+        <w:rPr/>
+        <w:t xml:space="preserve"> </w:t>
+      </w:r>
+      <w:r>
+        <w:rPr/>
+        <w:t>rendu</w:t>
+      </w:r>
+      <w:r>
+        <w:rPr/>
+        <w:t xml:space="preserve"> des services </w:t>
+      </w:r>
+      <w:r>
+        <w:rPr/>
+        <w:t>signalés</w:t>
+      </w:r>
+      <w:r>
+        <w:rPr/>
+        <w:t xml:space="preserve"> à </w:t>
+      </w:r>
+      <w:r>
+        <w:rPr/>
+        <w:t>l’association</w:t>
+      </w:r>
+      <w:r>
+        <w:rPr/>
+        <w:t xml:space="preserve"> ; </w:t>
+      </w:r>
+      <w:r>
+        <w:rPr/>
+        <w:t>elles</w:t>
+      </w:r>
+      <w:r>
+        <w:rPr/>
+        <w:t xml:space="preserve"> </w:t>
+      </w:r>
+      <w:r>
+        <w:rPr/>
+        <w:t>sont</w:t>
+      </w:r>
+      <w:r>
+        <w:rPr/>
+        <w:t xml:space="preserve"> </w:t>
+      </w:r>
+      <w:r>
+        <w:rPr/>
+        <w:t>dispensées</w:t>
+      </w:r>
+      <w:r>
+        <w:rPr/>
+        <w:t xml:space="preserve"> de </w:t>
+      </w:r>
+      <w:r>
+        <w:rPr/>
+        <w:t>cotisation</w:t>
+      </w:r>
+      <w:r>
+        <w:rPr/>
+        <w:t>.</w:t>
+      </w:r>
+      <w:bookmarkEnd w:id="25"/>
+    </w:p>
+    <w:bookmarkStart w:name="article-6-admission" w:id="26"/>
+    <w:bookmarkEnd w:id="26"/>
+    <w:bookmarkStart w:name="article-7-cotisations" w:id="27"/>
+    <w:p xmlns:wp14="http://schemas.microsoft.com/office/word/2010/wordml" wp14:textId="5AB51546">
       <w:pPr>
         <w:pStyle w:val="Heading3"/>
       </w:pPr>
       <w:r>
-        <w:t xml:space="preserve">Article 6 — Admission</w:t>
-      </w:r>
-    </w:p>
-    <w:p>
+        <w:rPr/>
+        <w:t xml:space="preserve">Article </w:t>
+      </w:r>
+      <w:r>
+        <w:rPr/>
+        <w:t>6</w:t>
+      </w:r>
+      <w:r>
+        <w:rPr/>
+        <w:t xml:space="preserve"> — </w:t>
+      </w:r>
+      <w:r>
+        <w:rPr/>
+        <w:t>Cotisations</w:t>
+      </w:r>
+    </w:p>
+    <w:p xmlns:wp14="http://schemas.microsoft.com/office/word/2010/wordml" wp14:noSpellErr="1" wp14:textId="5CA61CAF">
       <w:pPr>
         <w:pStyle w:val="FirstParagraph"/>
       </w:pPr>
       <w:r>
-        <w:t xml:space="preserve">Pour faire partie de l’association, il faut être agréé par le conseil d’administration, qui statue lors de chacune de ses réunions sur les demandes d’admission présentées. En cas de refus, le conseil d’administration n’a pas à en faire connaître les raisons.</w:t>
-      </w:r>
-    </w:p>
-    <w:bookmarkEnd w:id="26"/>
-    <w:bookmarkStart w:id="27" w:name="article-7-cotisations"/>
-    <w:p>
+        <w:rPr/>
+        <w:t>Le montant des cotisations annuelles est fixé chaque année par l’assemblée générale, sur proposition du conseil d’administration.</w:t>
+      </w:r>
+    </w:p>
+    <w:bookmarkEnd w:id="27"/>
+    <w:bookmarkStart w:name="article-8-perte-de-la-qualité-de-membre" w:id="28"/>
+    <w:p xmlns:wp14="http://schemas.microsoft.com/office/word/2010/wordml" wp14:textId="5E7D4ABB">
       <w:pPr>
         <w:pStyle w:val="Heading3"/>
       </w:pPr>
       <w:r>
-        <w:t xml:space="preserve">Article 7 — Cotisations</w:t>
-      </w:r>
-    </w:p>
-    <w:p>
+        <w:rPr/>
+        <w:t xml:space="preserve">Article </w:t>
+      </w:r>
+      <w:r>
+        <w:rPr/>
+        <w:t>7</w:t>
+      </w:r>
+      <w:r>
+        <w:rPr/>
+        <w:t xml:space="preserve"> — Perte de la </w:t>
+      </w:r>
+      <w:r>
+        <w:rPr/>
+        <w:t>qualité</w:t>
+      </w:r>
+      <w:r>
+        <w:rPr/>
+        <w:t xml:space="preserve"> de </w:t>
+      </w:r>
+      <w:r>
+        <w:rPr/>
+        <w:t>membre</w:t>
+      </w:r>
+    </w:p>
+    <w:p xmlns:wp14="http://schemas.microsoft.com/office/word/2010/wordml" wp14:noSpellErr="1" wp14:textId="541BFEA5">
       <w:pPr>
         <w:pStyle w:val="FirstParagraph"/>
       </w:pPr>
       <w:r>
-        <w:t xml:space="preserve">Le montant des cotisations annuelles est fixé chaque année par l’assemblée générale, sur proposition du conseil d’administration.</w:t>
-      </w:r>
-    </w:p>
-    <w:bookmarkEnd w:id="27"/>
-    <w:bookmarkStart w:id="28" w:name="article-8-perte-de-la-qualité-de-membre"/>
-    <w:p>
-      <w:pPr>
-        <w:pStyle w:val="Heading3"/>
-      </w:pPr>
-      <w:r>
-        <w:t xml:space="preserve">Article 8 — Perte de la qualité de membre</w:t>
-      </w:r>
-    </w:p>
-    <w:p>
-      <w:pPr>
-        <w:pStyle w:val="FirstParagraph"/>
-      </w:pPr>
-      <w:r>
-        <w:t xml:space="preserve">La qualité de membre se perd par :</w:t>
-      </w:r>
-    </w:p>
-    <w:p>
+        <w:rPr/>
+        <w:t>La qualité de membre se perd par :</w:t>
+      </w:r>
+    </w:p>
+    <w:p xmlns:wp14="http://schemas.microsoft.com/office/word/2010/wordml" wp14:noSpellErr="1" wp14:textId="7950C608">
       <w:pPr>
         <w:numPr>
           <w:ilvl w:val="0"/>
           <w:numId w:val="1003"/>
         </w:numPr>
         <w:pStyle w:val="Compact"/>
-      </w:pPr>
-      <w:r>
-        <w:t xml:space="preserve">La démission adressée par écrit au président ou à la présidente.</w:t>
-      </w:r>
-    </w:p>
-    <w:p>
+        <w:rPr/>
+      </w:pPr>
+      <w:r>
+        <w:rPr/>
+        <w:t>La démission adressée par écrit au président ou à la présidente.</w:t>
+      </w:r>
+    </w:p>
+    <w:p xmlns:wp14="http://schemas.microsoft.com/office/word/2010/wordml" wp14:noSpellErr="1" wp14:textId="1B632D2D">
       <w:pPr>
         <w:numPr>
           <w:ilvl w:val="0"/>
           <w:numId w:val="1003"/>
         </w:numPr>
         <w:pStyle w:val="Compact"/>
-      </w:pPr>
-      <w:r>
-        <w:t xml:space="preserve">Le décès.</w:t>
-      </w:r>
-    </w:p>
-    <w:p>
+        <w:rPr/>
+      </w:pPr>
+      <w:r>
+        <w:rPr/>
+        <w:t>Le décès.</w:t>
+      </w:r>
+    </w:p>
+    <w:p xmlns:wp14="http://schemas.microsoft.com/office/word/2010/wordml" wp14:noSpellErr="1" wp14:textId="1BFF61FC">
       <w:pPr>
         <w:numPr>
           <w:ilvl w:val="0"/>
           <w:numId w:val="1003"/>
         </w:numPr>
         <w:pStyle w:val="Compact"/>
-      </w:pPr>
-      <w:r>
-        <w:t xml:space="preserve">La radiation prononcée par le conseil d’administration pour non-paiement de la cotisation ou pour motif grave, l’intéressé(e) ayant été invité(e) par lettre recommandée à se présenter devant le bureau pour fournir des explications.</w:t>
-      </w:r>
-    </w:p>
-    <w:p>
-      <w:r>
-        <w:pict>
-          <v:rect style="width:0;height:1.5pt" o:hralign="center" o:hrstd="t" o:hr="t"/>
+        <w:rPr/>
+      </w:pPr>
+      <w:r>
+        <w:rPr/>
+        <w:t>La radiation prononcée par le conseil d’administration pour non-paiement de la cotisation ou pour motif grave, l’intéressé(e) ayant été invité(e) par lettre recommandée à se présenter devant le bureau pour fournir des explications.</w:t>
+      </w:r>
+    </w:p>
+    <w:p xmlns:wp14="http://schemas.microsoft.com/office/word/2010/wordml" wp14:textId="77777777" wp14:noSpellErr="1">
+      <w:r>
+        <w:pict w14:anchorId="2E314E3A">
+          <v:rect style="width:0;height:1.5pt" o:hr="t" o:hrstd="t" o:hralign="center"/>
         </w:pict>
       </w:r>
     </w:p>
     <w:bookmarkEnd w:id="28"/>
     <w:bookmarkEnd w:id="29"/>
-    <w:bookmarkStart w:id="37" w:name="Xfd416bc365a5848b86f94cef8b79e058534a7c1"/>
+    <w:bookmarkStart w:name="Xfd416bc365a5848b86f94cef8b79e058534a7c1" w:id="37"/>
+    <w:p xmlns:wp14="http://schemas.microsoft.com/office/word/2010/wordml" wp14:textId="5FE19E2F">
+      <w:pPr>
+        <w:pStyle w:val="Heading2"/>
+      </w:pPr>
+      <w:r>
+        <w:rPr/>
+        <w:t xml:space="preserve">Administration et </w:t>
+      </w:r>
+      <w:r>
+        <w:rPr/>
+        <w:t>fonctionnement</w:t>
+      </w:r>
+    </w:p>
+    <w:bookmarkStart w:name="article-9-conseil-dadministration" w:id="30"/>
+    <w:p xmlns:wp14="http://schemas.microsoft.com/office/word/2010/wordml" wp14:textId="67B6C84C">
+      <w:pPr>
+        <w:pStyle w:val="Heading3"/>
+      </w:pPr>
+      <w:r>
+        <w:rPr/>
+        <w:t xml:space="preserve">Article </w:t>
+      </w:r>
+      <w:r>
+        <w:rPr/>
+        <w:t>8</w:t>
+      </w:r>
+      <w:r>
+        <w:rPr/>
+        <w:t xml:space="preserve"> — Conseil </w:t>
+      </w:r>
+      <w:r>
+        <w:rPr/>
+        <w:t>d’administration</w:t>
+      </w:r>
+    </w:p>
+    <w:p xmlns:wp14="http://schemas.microsoft.com/office/word/2010/wordml" wp14:textId="6307B13B">
+      <w:pPr>
+        <w:pStyle w:val="FirstParagraph"/>
+      </w:pPr>
+      <w:r>
+        <w:rPr>
+          <w:lang w:val="fr-FR"/>
+        </w:rPr>
+        <w:t>L’association est dirigée par un conseil d’administration composé de</w:t>
+      </w:r>
+      <w:r>
+        <w:rPr>
+          <w:lang w:val="fr-FR"/>
+        </w:rPr>
+        <w:t xml:space="preserve"> </w:t>
+      </w:r>
+      <w:r>
+        <w:rPr>
+          <w:lang w:val="fr-FR"/>
+        </w:rPr>
+        <w:t>2</w:t>
+      </w:r>
+      <w:r>
+        <w:rPr>
+          <w:lang w:val="fr-FR"/>
+        </w:rPr>
+        <w:t xml:space="preserve"> </w:t>
+      </w:r>
+      <w:r>
+        <w:rPr>
+          <w:lang w:val="fr-FR"/>
+        </w:rPr>
+        <w:t xml:space="preserve">à </w:t>
+      </w:r>
+      <w:r>
+        <w:rPr>
+          <w:lang w:val="fr-FR"/>
+        </w:rPr>
+        <w:t>5</w:t>
+      </w:r>
+      <w:r>
+        <w:rPr>
+          <w:lang w:val="fr-FR"/>
+        </w:rPr>
+        <w:t xml:space="preserve"> membre</w:t>
+      </w:r>
+      <w:r>
+        <w:rPr>
+          <w:lang w:val="fr-FR"/>
+        </w:rPr>
+        <w:t>s</w:t>
+      </w:r>
+      <w:r>
+        <w:rPr>
+          <w:lang w:val="fr-FR"/>
+        </w:rPr>
+        <w:t xml:space="preserve"> </w:t>
+      </w:r>
+      <w:r>
+        <w:rPr>
+          <w:lang w:val="fr-FR"/>
+        </w:rPr>
+        <w:t>élus pour</w:t>
+      </w:r>
+      <w:r>
+        <w:rPr>
+          <w:lang w:val="fr-FR"/>
+        </w:rPr>
+        <w:t xml:space="preserve"> </w:t>
+      </w:r>
+      <w:r>
+        <w:rPr>
+          <w:lang w:val="fr-FR"/>
+        </w:rPr>
+        <w:t>deux ans</w:t>
+      </w:r>
+      <w:r>
+        <w:rPr>
+          <w:lang w:val="fr-FR"/>
+        </w:rPr>
+        <w:t xml:space="preserve"> </w:t>
+      </w:r>
+      <w:r>
+        <w:rPr>
+          <w:lang w:val="fr-FR"/>
+        </w:rPr>
+        <w:t>par l’assemblée générale. Les membres sortants sont rééligibles.</w:t>
+      </w:r>
+    </w:p>
+    <w:bookmarkEnd w:id="30"/>
+    <w:bookmarkStart w:name="article-10-bureau" w:id="31"/>
+    <w:p xmlns:wp14="http://schemas.microsoft.com/office/word/2010/wordml" wp14:textId="3C671302">
+      <w:pPr>
+        <w:pStyle w:val="Heading3"/>
+      </w:pPr>
+      <w:r>
+        <w:rPr/>
+        <w:t xml:space="preserve">Article </w:t>
+      </w:r>
+      <w:r>
+        <w:rPr/>
+        <w:t>9</w:t>
+      </w:r>
+      <w:r>
+        <w:rPr/>
+        <w:t xml:space="preserve"> — Bureau</w:t>
+      </w:r>
+    </w:p>
+    <w:bookmarkEnd w:id="31"/>
+    <w:bookmarkStart w:name="X62d996bbd7a75a6c28d83d145a5c5ca7cc76aa5" w:id="32"/>
     <w:p>
       <w:pPr>
-        <w:pStyle w:val="Heading2"/>
-      </w:pPr>
-      <w:r>
-        <w:t xml:space="preserve">Titre III — Administration et fonctionnement</w:t>
-      </w:r>
-    </w:p>
-    <w:bookmarkStart w:id="30" w:name="article-9-conseil-dadministration"/>
+        <w:spacing w:before="240" w:beforeAutospacing="off" w:after="240" w:afterAutospacing="off"/>
+      </w:pPr>
+      <w:r>
+        <w:rPr>
+          <w:rFonts w:ascii="Calibri" w:hAnsi="Calibri" w:eastAsia="Calibri" w:cs="Calibri"/>
+          <w:noProof w:val="0"/>
+          <w:sz w:val="22"/>
+          <w:szCs w:val="22"/>
+          <w:lang w:val="en-US"/>
+        </w:rPr>
+        <w:t>Le conseil d’administration élit parmi ses membres un bureau composé de :</w:t>
+      </w:r>
+    </w:p>
     <w:p>
       <w:pPr>
-        <w:pStyle w:val="Heading3"/>
-      </w:pPr>
-      <w:r>
-        <w:t xml:space="preserve">Article 9 — Conseil d’administration</w:t>
-      </w:r>
-    </w:p>
-    <w:p>
-      <w:pPr>
-        <w:pStyle w:val="FirstParagraph"/>
-      </w:pPr>
-      <w:r>
-        <w:t xml:space="preserve">L’association est dirigée par un conseil d’administration composé de</w:t>
-      </w:r>
-      <w:r>
-        <w:t xml:space="preserve"> </w:t>
-      </w:r>
-      <w:r>
-        <w:rPr>
-          <w:bCs/>
-          <w:b/>
-        </w:rPr>
-        <w:t xml:space="preserve">3 à 9 membres</w:t>
-      </w:r>
-      <w:r>
-        <w:t xml:space="preserve"> </w:t>
-      </w:r>
-      <w:r>
-        <w:t xml:space="preserve">élus pour</w:t>
-      </w:r>
-      <w:r>
-        <w:t xml:space="preserve"> </w:t>
-      </w:r>
-      <w:r>
-        <w:rPr>
-          <w:bCs/>
-          <w:b/>
-        </w:rPr>
-        <w:t xml:space="preserve">deux ans</w:t>
-      </w:r>
-      <w:r>
-        <w:t xml:space="preserve"> </w:t>
-      </w:r>
-      <w:r>
-        <w:t xml:space="preserve">par l’assemblée générale. Les membres sortants sont rééligibles.</w:t>
-      </w:r>
-    </w:p>
-    <w:p>
-      <w:pPr>
-        <w:pStyle w:val="BodyText"/>
-      </w:pPr>
-      <w:r>
-        <w:t xml:space="preserve">En cas de vacance, le conseil pourvoit provisoirement au remplacement de ses membres. Il est procédé à leur remplacement définitif lors de la prochaine assemblée générale.</w:t>
-      </w:r>
-    </w:p>
-    <w:bookmarkEnd w:id="30"/>
-    <w:bookmarkStart w:id="31" w:name="article-10-bureau"/>
-    <w:p>
-      <w:pPr>
-        <w:pStyle w:val="Heading3"/>
-      </w:pPr>
-      <w:r>
-        <w:t xml:space="preserve">Article 10 — Bureau</w:t>
-      </w:r>
-    </w:p>
-    <w:p>
-      <w:pPr>
-        <w:pStyle w:val="FirstParagraph"/>
-      </w:pPr>
-      <w:r>
-        <w:t xml:space="preserve">Le conseil d’administration élit parmi ses membres un bureau composé de :</w:t>
-      </w:r>
-    </w:p>
-    <w:p>
-      <w:pPr>
+        <w:pStyle w:val="ListParagraph"/>
         <w:numPr>
           <w:ilvl w:val="0"/>
-          <w:numId w:val="1004"/>
+          <w:numId w:val="1006"/>
         </w:numPr>
-        <w:pStyle w:val="Compact"/>
-      </w:pPr>
-      <w:r>
-        <w:t xml:space="preserve">Un(e)</w:t>
-      </w:r>
-      <w:r>
-        <w:t xml:space="preserve"> </w:t>
-      </w:r>
-      <w:r>
-        <w:rPr>
-          <w:bCs/>
-          <w:b/>
-        </w:rPr>
-        <w:t xml:space="preserve">président(e)</w:t>
-      </w:r>
-      <w:r>
-        <w:t xml:space="preserve">.</w:t>
+        <w:spacing w:before="0" w:beforeAutospacing="off" w:after="0" w:afterAutospacing="off"/>
+        <w:rPr>
+          <w:rFonts w:ascii="Calibri" w:hAnsi="Calibri" w:eastAsia="Calibri" w:cs="Calibri"/>
+          <w:noProof w:val="0"/>
+          <w:sz w:val="22"/>
+          <w:szCs w:val="22"/>
+          <w:lang w:val="en-US"/>
+        </w:rPr>
+      </w:pPr>
+      <w:r>
+        <w:rPr>
+          <w:rFonts w:ascii="Calibri" w:hAnsi="Calibri" w:eastAsia="Calibri" w:cs="Calibri"/>
+          <w:b w:val="1"/>
+          <w:bCs w:val="1"/>
+          <w:noProof w:val="0"/>
+          <w:sz w:val="22"/>
+          <w:szCs w:val="22"/>
+          <w:lang w:val="en-US"/>
+        </w:rPr>
+        <w:t>Co-présidents : deux membres exerçant conjointement les fonctions de président, chaque co-président ayant voix égale.</w:t>
+      </w:r>
+      <w:r>
+        <w:rPr>
+          <w:rFonts w:ascii="Calibri" w:hAnsi="Calibri" w:eastAsia="Calibri" w:cs="Calibri"/>
+          <w:noProof w:val="0"/>
+          <w:sz w:val="22"/>
+          <w:szCs w:val="22"/>
+          <w:lang w:val="en-US"/>
+        </w:rPr>
+        <w:t xml:space="preserve"> </w:t>
       </w:r>
     </w:p>
     <w:p>
       <w:pPr>
+        <w:pStyle w:val="ListParagraph"/>
         <w:numPr>
           <w:ilvl w:val="0"/>
-          <w:numId w:val="1004"/>
+          <w:numId w:val="1006"/>
         </w:numPr>
-        <w:pStyle w:val="Compact"/>
-      </w:pPr>
-      <w:r>
-        <w:t xml:space="preserve">Un(e) ou plusieurs</w:t>
-      </w:r>
-      <w:r>
-        <w:t xml:space="preserve"> </w:t>
-      </w:r>
-      <w:r>
-        <w:rPr>
-          <w:bCs/>
-          <w:b/>
-        </w:rPr>
-        <w:t xml:space="preserve">vice-président(es)</w:t>
-      </w:r>
-      <w:r>
-        <w:t xml:space="preserve"> </w:t>
-      </w:r>
-      <w:r>
-        <w:t xml:space="preserve">(facultatif).</w:t>
+        <w:spacing w:before="0" w:beforeAutospacing="off" w:after="0" w:afterAutospacing="off"/>
+        <w:rPr>
+          <w:rFonts w:ascii="Calibri" w:hAnsi="Calibri" w:eastAsia="Calibri" w:cs="Calibri"/>
+          <w:noProof w:val="0"/>
+          <w:sz w:val="22"/>
+          <w:szCs w:val="22"/>
+          <w:lang w:val="en-US"/>
+        </w:rPr>
+      </w:pPr>
+      <w:r>
+        <w:rPr>
+          <w:rFonts w:ascii="Calibri" w:hAnsi="Calibri" w:eastAsia="Calibri" w:cs="Calibri"/>
+          <w:noProof w:val="0"/>
+          <w:sz w:val="22"/>
+          <w:szCs w:val="22"/>
+          <w:lang w:val="en-US"/>
+        </w:rPr>
+        <w:t xml:space="preserve">Un(e) ou plusieurs vice-président(es) (facultatif). </w:t>
       </w:r>
     </w:p>
     <w:p>
       <w:pPr>
+        <w:pStyle w:val="ListParagraph"/>
         <w:numPr>
           <w:ilvl w:val="0"/>
-          <w:numId w:val="1004"/>
+          <w:numId w:val="1006"/>
         </w:numPr>
-        <w:pStyle w:val="Compact"/>
-      </w:pPr>
-      <w:r>
-        <w:t xml:space="preserve">Un(e)</w:t>
-      </w:r>
-      <w:r>
-        <w:t xml:space="preserve"> </w:t>
-      </w:r>
-      <w:r>
-        <w:rPr>
-          <w:bCs/>
-          <w:b/>
-        </w:rPr>
-        <w:t xml:space="preserve">secrétaire</w:t>
-      </w:r>
-      <w:r>
-        <w:t xml:space="preserve"> </w:t>
-      </w:r>
-      <w:r>
-        <w:t xml:space="preserve">et, si besoin, un(e)</w:t>
-      </w:r>
-      <w:r>
-        <w:t xml:space="preserve"> </w:t>
-      </w:r>
-      <w:r>
-        <w:rPr>
-          <w:bCs/>
-          <w:b/>
-        </w:rPr>
-        <w:t xml:space="preserve">secrétaire adjoint(e)</w:t>
-      </w:r>
-      <w:r>
-        <w:t xml:space="preserve">.</w:t>
+        <w:spacing w:before="0" w:beforeAutospacing="off" w:after="0" w:afterAutospacing="off"/>
+        <w:rPr>
+          <w:rFonts w:ascii="Calibri" w:hAnsi="Calibri" w:eastAsia="Calibri" w:cs="Calibri"/>
+          <w:noProof w:val="0"/>
+          <w:sz w:val="22"/>
+          <w:szCs w:val="22"/>
+          <w:lang w:val="fr-FR"/>
+        </w:rPr>
+      </w:pPr>
+      <w:r>
+        <w:rPr>
+          <w:rFonts w:ascii="Calibri" w:hAnsi="Calibri" w:eastAsia="Calibri" w:cs="Calibri"/>
+          <w:noProof w:val="0"/>
+          <w:sz w:val="22"/>
+          <w:szCs w:val="22"/>
+          <w:lang w:val="fr-FR"/>
+        </w:rPr>
+        <w:t xml:space="preserve">Un(e) </w:t>
+      </w:r>
+      <w:r>
+        <w:rPr>
+          <w:rFonts w:ascii="Calibri" w:hAnsi="Calibri" w:eastAsia="Calibri" w:cs="Calibri"/>
+          <w:noProof w:val="0"/>
+          <w:sz w:val="22"/>
+          <w:szCs w:val="22"/>
+          <w:lang w:val="fr-FR"/>
+        </w:rPr>
+        <w:t>secrétaire</w:t>
+      </w:r>
+      <w:r>
+        <w:rPr>
+          <w:rFonts w:ascii="Calibri" w:hAnsi="Calibri" w:eastAsia="Calibri" w:cs="Calibri"/>
+          <w:noProof w:val="0"/>
+          <w:sz w:val="22"/>
+          <w:szCs w:val="22"/>
+          <w:lang w:val="fr-FR"/>
+        </w:rPr>
+        <w:t xml:space="preserve"> et, </w:t>
+      </w:r>
+      <w:r>
+        <w:rPr>
+          <w:rFonts w:ascii="Calibri" w:hAnsi="Calibri" w:eastAsia="Calibri" w:cs="Calibri"/>
+          <w:noProof w:val="0"/>
+          <w:sz w:val="22"/>
+          <w:szCs w:val="22"/>
+          <w:lang w:val="fr-FR"/>
+        </w:rPr>
+        <w:t>si</w:t>
+      </w:r>
+      <w:r>
+        <w:rPr>
+          <w:rFonts w:ascii="Calibri" w:hAnsi="Calibri" w:eastAsia="Calibri" w:cs="Calibri"/>
+          <w:noProof w:val="0"/>
+          <w:sz w:val="22"/>
+          <w:szCs w:val="22"/>
+          <w:lang w:val="fr-FR"/>
+        </w:rPr>
+        <w:t xml:space="preserve"> </w:t>
+      </w:r>
+      <w:r>
+        <w:rPr>
+          <w:rFonts w:ascii="Calibri" w:hAnsi="Calibri" w:eastAsia="Calibri" w:cs="Calibri"/>
+          <w:noProof w:val="0"/>
+          <w:sz w:val="22"/>
+          <w:szCs w:val="22"/>
+          <w:lang w:val="fr-FR"/>
+        </w:rPr>
+        <w:t>besoin</w:t>
+      </w:r>
+      <w:r>
+        <w:rPr>
+          <w:rFonts w:ascii="Calibri" w:hAnsi="Calibri" w:eastAsia="Calibri" w:cs="Calibri"/>
+          <w:noProof w:val="0"/>
+          <w:sz w:val="22"/>
+          <w:szCs w:val="22"/>
+          <w:lang w:val="fr-FR"/>
+        </w:rPr>
+        <w:t xml:space="preserve">, un(e) </w:t>
+      </w:r>
+      <w:r>
+        <w:rPr>
+          <w:rFonts w:ascii="Calibri" w:hAnsi="Calibri" w:eastAsia="Calibri" w:cs="Calibri"/>
+          <w:noProof w:val="0"/>
+          <w:sz w:val="22"/>
+          <w:szCs w:val="22"/>
+          <w:lang w:val="fr-FR"/>
+        </w:rPr>
+        <w:t>secrétaire</w:t>
+      </w:r>
+      <w:r>
+        <w:rPr>
+          <w:rFonts w:ascii="Calibri" w:hAnsi="Calibri" w:eastAsia="Calibri" w:cs="Calibri"/>
+          <w:noProof w:val="0"/>
+          <w:sz w:val="22"/>
+          <w:szCs w:val="22"/>
+          <w:lang w:val="fr-FR"/>
+        </w:rPr>
+        <w:t xml:space="preserve"> adjoint(e) (facultatif</w:t>
+      </w:r>
+      <w:r>
+        <w:rPr>
+          <w:rFonts w:ascii="Calibri" w:hAnsi="Calibri" w:eastAsia="Calibri" w:cs="Calibri"/>
+          <w:noProof w:val="0"/>
+          <w:sz w:val="22"/>
+          <w:szCs w:val="22"/>
+          <w:lang w:val="fr-FR"/>
+        </w:rPr>
+        <w:t>)..</w:t>
+      </w:r>
+      <w:r>
+        <w:rPr>
+          <w:rFonts w:ascii="Calibri" w:hAnsi="Calibri" w:eastAsia="Calibri" w:cs="Calibri"/>
+          <w:noProof w:val="0"/>
+          <w:sz w:val="22"/>
+          <w:szCs w:val="22"/>
+          <w:lang w:val="fr-FR"/>
+        </w:rPr>
+        <w:t xml:space="preserve"> </w:t>
       </w:r>
     </w:p>
     <w:p>
       <w:pPr>
+        <w:pStyle w:val="ListParagraph"/>
         <w:numPr>
           <w:ilvl w:val="0"/>
-          <w:numId w:val="1004"/>
+          <w:numId w:val="1006"/>
         </w:numPr>
-        <w:pStyle w:val="Compact"/>
-      </w:pPr>
-      <w:r>
-        <w:t xml:space="preserve">Un(e)</w:t>
-      </w:r>
-      <w:r>
-        <w:t xml:space="preserve"> </w:t>
-      </w:r>
-      <w:r>
-        <w:rPr>
-          <w:bCs/>
-          <w:b/>
-        </w:rPr>
-        <w:t xml:space="preserve">trésorier(ère)</w:t>
-      </w:r>
-      <w:r>
-        <w:t xml:space="preserve"> </w:t>
-      </w:r>
-      <w:r>
-        <w:t xml:space="preserve">et, si besoin, un(e)</w:t>
-      </w:r>
-      <w:r>
-        <w:t xml:space="preserve"> </w:t>
-      </w:r>
-      <w:r>
-        <w:rPr>
-          <w:bCs/>
-          <w:b/>
-        </w:rPr>
-        <w:t xml:space="preserve">trésorier(ère) adjoint(e)</w:t>
-      </w:r>
-      <w:r>
-        <w:t xml:space="preserve">.</w:t>
-      </w:r>
-    </w:p>
-    <w:bookmarkEnd w:id="31"/>
-    <w:bookmarkStart w:id="32" w:name="X62d996bbd7a75a6c28d83d145a5c5ca7cc76aa5"/>
+        <w:spacing w:before="0" w:beforeAutospacing="off" w:after="0" w:afterAutospacing="off"/>
+        <w:rPr>
+          <w:rFonts w:ascii="Calibri" w:hAnsi="Calibri" w:eastAsia="Calibri" w:cs="Calibri"/>
+          <w:noProof w:val="0"/>
+          <w:sz w:val="22"/>
+          <w:szCs w:val="22"/>
+          <w:lang w:val="en-US"/>
+        </w:rPr>
+      </w:pPr>
+      <w:r>
+        <w:rPr>
+          <w:rFonts w:ascii="Calibri" w:hAnsi="Calibri" w:eastAsia="Calibri" w:cs="Calibri"/>
+          <w:noProof w:val="0"/>
+          <w:sz w:val="22"/>
+          <w:szCs w:val="22"/>
+          <w:lang w:val="en-US"/>
+        </w:rPr>
+        <w:t xml:space="preserve">Un(e) trésorier(ère) et, si besoin, un(e) trésorier(ère) adjoint(e). </w:t>
+      </w:r>
+    </w:p>
     <w:p>
       <w:pPr>
+        <w:spacing w:before="240" w:beforeAutospacing="off" w:after="240" w:afterAutospacing="off"/>
+      </w:pPr>
+      <w:r>
+        <w:rPr>
+          <w:rFonts w:ascii="Calibri" w:hAnsi="Calibri" w:eastAsia="Calibri" w:cs="Calibri"/>
+          <w:noProof w:val="0"/>
+          <w:sz w:val="22"/>
+          <w:szCs w:val="22"/>
+          <w:lang w:val="en-US"/>
+        </w:rPr>
+        <w:t xml:space="preserve">Le bureau minimum se compose d’un(e) président(e) et un(e) trésorier(e). </w:t>
+      </w:r>
+      <w:r>
+        <w:rPr>
+          <w:rFonts w:ascii="Calibri" w:hAnsi="Calibri" w:eastAsia="Calibri" w:cs="Calibri"/>
+          <w:b w:val="1"/>
+          <w:bCs w:val="1"/>
+          <w:noProof w:val="0"/>
+          <w:sz w:val="22"/>
+          <w:szCs w:val="22"/>
+          <w:lang w:val="en-US"/>
+        </w:rPr>
+        <w:t>Les fonctions peuvent être cumulées en cas de nécessité, avec contrôle interne selon le règlement intérieur.</w:t>
+      </w:r>
+    </w:p>
+    <w:p>
+      <w:pPr>
+        <w:ind w:left="0"/>
+      </w:pPr>
+    </w:p>
+    <w:p xmlns:wp14="http://schemas.microsoft.com/office/word/2010/wordml" wp14:textId="25D84875">
+      <w:pPr>
         <w:pStyle w:val="Heading3"/>
       </w:pPr>
       <w:r>
-        <w:t xml:space="preserve">Article 11 — Réunions du conseil d’administration</w:t>
-      </w:r>
-    </w:p>
+        <w:rPr/>
+        <w:t>Article 1</w:t>
+      </w:r>
+      <w:r>
+        <w:rPr/>
+        <w:t>0</w:t>
+      </w:r>
+      <w:r>
+        <w:rPr/>
+        <w:t xml:space="preserve"> — </w:t>
+      </w:r>
+      <w:r>
+        <w:rPr/>
+        <w:t>Réunions</w:t>
+      </w:r>
+      <w:r>
+        <w:rPr/>
+        <w:t xml:space="preserve"> du conseil </w:t>
+      </w:r>
+      <w:r>
+        <w:rPr/>
+        <w:t>d’administration</w:t>
+      </w:r>
+    </w:p>
+    <w:bookmarkEnd w:id="32"/>
+    <w:bookmarkStart w:name="article-12-assemblée-générale-ordinaire" w:id="33"/>
     <w:p>
       <w:pPr>
+        <w:pStyle w:val="BodyText"/>
+        <w:rPr>
+          <w:noProof w:val="0"/>
+          <w:lang w:val="en-US"/>
+        </w:rPr>
+      </w:pPr>
+      <w:r>
+        <w:rPr>
+          <w:noProof w:val="0"/>
+          <w:lang w:val="en-US"/>
+        </w:rPr>
+        <w:t>Le conseil d’administration se réunit au moins une fois par an.</w:t>
+      </w:r>
+      <w:r>
+        <w:br/>
+      </w:r>
+      <w:r>
+        <w:rPr>
+          <w:noProof w:val="0"/>
+          <w:lang w:val="en-US"/>
+        </w:rPr>
+        <w:t xml:space="preserve"> Les délibérations sont prises à la majorité des voix des membres présents ou représentés. En cas de partage, la voix de la présidence est prépondérante.</w:t>
+      </w:r>
+      <w:r>
+        <w:br/>
+      </w:r>
+      <w:r>
+        <w:rPr>
+          <w:noProof w:val="0"/>
+          <w:lang w:val="en-US"/>
+        </w:rPr>
+        <w:t xml:space="preserve"> Il est tenu un procès-verbal des séances, signé par la présidence et le ou l</w:t>
+      </w:r>
+      <w:r>
+        <w:rPr>
+          <w:noProof w:val="0"/>
+          <w:lang w:val="en-US"/>
+        </w:rPr>
+        <w:t>a</w:t>
+      </w:r>
+      <w:r>
+        <w:rPr>
+          <w:noProof w:val="0"/>
+          <w:lang w:val="en-US"/>
+        </w:rPr>
+        <w:t xml:space="preserve"> secrétaire.</w:t>
+      </w:r>
+      <w:r>
+        <w:br/>
+      </w:r>
+      <w:r>
+        <w:rPr>
+          <w:noProof w:val="0"/>
+          <w:lang w:val="en-US"/>
+        </w:rPr>
+        <w:t xml:space="preserve"> </w:t>
+      </w:r>
+      <w:r>
+        <w:rPr>
+          <w:b w:val="1"/>
+          <w:bCs w:val="1"/>
+          <w:noProof w:val="0"/>
+          <w:lang w:val="en-US"/>
+        </w:rPr>
+        <w:t>Possibilité de représentation par un autre membre du CA en cas d’absence.</w:t>
+      </w:r>
+    </w:p>
+    <w:p xmlns:wp14="http://schemas.microsoft.com/office/word/2010/wordml" wp14:textId="22DE2490">
+      <w:pPr>
+        <w:pStyle w:val="Heading3"/>
+      </w:pPr>
+      <w:r>
+        <w:rPr/>
+        <w:t>Article 1</w:t>
+      </w:r>
+      <w:r>
+        <w:rPr/>
+        <w:t>1</w:t>
+      </w:r>
+      <w:r>
+        <w:rPr/>
+        <w:t xml:space="preserve"> — Assemblée </w:t>
+      </w:r>
+      <w:r>
+        <w:rPr/>
+        <w:t>générale</w:t>
+      </w:r>
+      <w:r>
+        <w:rPr/>
+        <w:t xml:space="preserve"> ordinaire</w:t>
+      </w:r>
+    </w:p>
+    <w:p xmlns:wp14="http://schemas.microsoft.com/office/word/2010/wordml" wp14:textId="031E5D45">
+      <w:pPr>
         <w:pStyle w:val="FirstParagraph"/>
       </w:pPr>
       <w:r>
-        <w:t xml:space="preserve">Le conseil d’administration se réunit au moins</w:t>
-      </w:r>
-      <w:r>
-        <w:t xml:space="preserve"> </w:t>
-      </w:r>
-      <w:r>
-        <w:rPr>
-          <w:bCs/>
-          <w:b/>
-        </w:rPr>
-        <w:t xml:space="preserve">deux fois par an</w:t>
-      </w:r>
-      <w:r>
-        <w:t xml:space="preserve"> </w:t>
-      </w:r>
-      <w:r>
-        <w:t xml:space="preserve">sur convocation de la présidence, ou à la demande de la moitié de ses membres.</w:t>
-      </w:r>
-    </w:p>
-    <w:p>
+        <w:rPr/>
+        <w:t>L’assemblée</w:t>
+      </w:r>
+      <w:r>
+        <w:rPr/>
+        <w:t xml:space="preserve"> </w:t>
+      </w:r>
+      <w:r>
+        <w:rPr/>
+        <w:t>générale</w:t>
+      </w:r>
+      <w:r>
+        <w:rPr/>
+        <w:t xml:space="preserve"> ordinaire </w:t>
+      </w:r>
+      <w:r>
+        <w:rPr/>
+        <w:t>comprend</w:t>
+      </w:r>
+      <w:r>
+        <w:rPr/>
+        <w:t xml:space="preserve"> </w:t>
+      </w:r>
+      <w:r>
+        <w:rPr/>
+        <w:t>tous</w:t>
+      </w:r>
+      <w:r>
+        <w:rPr/>
+        <w:t xml:space="preserve"> les </w:t>
+      </w:r>
+      <w:r>
+        <w:rPr/>
+        <w:t>membres</w:t>
+      </w:r>
+      <w:r>
+        <w:rPr/>
+        <w:t xml:space="preserve"> de </w:t>
+      </w:r>
+      <w:r>
+        <w:rPr/>
+        <w:t>l’association</w:t>
+      </w:r>
+      <w:r>
+        <w:rPr/>
+        <w:t xml:space="preserve">. Elle se </w:t>
+      </w:r>
+      <w:r>
+        <w:rPr/>
+        <w:t>réunit</w:t>
+      </w:r>
+      <w:r>
+        <w:rPr/>
+        <w:t xml:space="preserve"> au </w:t>
+      </w:r>
+      <w:r>
+        <w:rPr/>
+        <w:t>moins</w:t>
+      </w:r>
+      <w:r>
+        <w:rPr/>
+        <w:t xml:space="preserve"> </w:t>
+      </w:r>
+      <w:r>
+        <w:rPr/>
+        <w:t>une</w:t>
+      </w:r>
+      <w:r>
+        <w:rPr/>
+        <w:t xml:space="preserve"> </w:t>
+      </w:r>
+      <w:r>
+        <w:rPr/>
+        <w:t>fois</w:t>
+      </w:r>
+      <w:r>
+        <w:rPr/>
+        <w:t xml:space="preserve"> par an</w:t>
+      </w:r>
+      <w:r>
+        <w:rPr/>
+        <w:t>.</w:t>
+      </w:r>
+    </w:p>
+    <w:p xmlns:wp14="http://schemas.microsoft.com/office/word/2010/wordml" wp14:noSpellErr="1" wp14:textId="528F9127">
       <w:pPr>
         <w:pStyle w:val="BodyText"/>
       </w:pPr>
       <w:r>
-        <w:t xml:space="preserve">Les délibérations sont prises à la majorité des voix des membres présents ou représentés. En cas de partage, la voix de la présidence est prépondérante.</w:t>
-      </w:r>
-    </w:p>
-    <w:p>
+        <w:rPr/>
+        <w:t>Quinze jours au moins avant la date fixée, les membres de l’association sont convoqués par les soins de la secrétaire ou du secrétaire. L’ordre du jour est indiqué sur les convocations.</w:t>
+      </w:r>
+    </w:p>
+    <w:p xmlns:wp14="http://schemas.microsoft.com/office/word/2010/wordml" wp14:textId="12B39888">
       <w:pPr>
         <w:pStyle w:val="BodyText"/>
       </w:pPr>
       <w:r>
-        <w:t xml:space="preserve">Il est tenu un procès-verbal des séances, signé par la présidence et la secrétaire ou le secrétaire.</w:t>
-      </w:r>
-    </w:p>
-    <w:bookmarkEnd w:id="32"/>
-    <w:bookmarkStart w:id="33" w:name="article-12-assemblée-générale-ordinaire"/>
-    <w:p>
+        <w:rPr/>
+        <w:t>L’assemblée</w:t>
+      </w:r>
+      <w:r>
+        <w:rPr/>
+        <w:t xml:space="preserve"> </w:t>
+      </w:r>
+      <w:r>
+        <w:rPr/>
+        <w:t>générale</w:t>
+      </w:r>
+      <w:r>
+        <w:rPr/>
+        <w:t xml:space="preserve"> </w:t>
+      </w:r>
+      <w:r>
+        <w:rPr/>
+        <w:t>ordinaire :</w:t>
+      </w:r>
+      <w:r>
+        <w:rPr/>
+        <w:t xml:space="preserve"> </w:t>
+      </w:r>
+    </w:p>
+    <w:p xmlns:wp14="http://schemas.microsoft.com/office/word/2010/wordml" wp14:textId="61FD6BC5">
+      <w:pPr>
+        <w:pStyle w:val="BodyText"/>
+      </w:pPr>
+      <w:r>
+        <w:rPr/>
+        <w:t xml:space="preserve">- </w:t>
+      </w:r>
+      <w:r>
+        <w:rPr/>
+        <w:t>Entend</w:t>
+      </w:r>
+      <w:r>
+        <w:rPr/>
+        <w:t xml:space="preserve"> les rapports sur la gestion du conseil </w:t>
+      </w:r>
+      <w:r>
+        <w:rPr/>
+        <w:t>d’administration</w:t>
+      </w:r>
+      <w:r>
+        <w:rPr/>
+        <w:t xml:space="preserve"> et sur la situation financière et morale de </w:t>
+      </w:r>
+      <w:r>
+        <w:rPr/>
+        <w:t>l’association</w:t>
+      </w:r>
+      <w:r>
+        <w:rPr/>
+        <w:t>.</w:t>
+      </w:r>
+    </w:p>
+    <w:p xmlns:wp14="http://schemas.microsoft.com/office/word/2010/wordml" wp14:textId="0B561478">
+      <w:pPr>
+        <w:pStyle w:val="BodyText"/>
+      </w:pPr>
+      <w:r>
+        <w:rPr/>
+        <w:t xml:space="preserve"> </w:t>
+      </w:r>
+      <w:r>
+        <w:rPr/>
+        <w:t xml:space="preserve">- </w:t>
+      </w:r>
+      <w:r>
+        <w:rPr/>
+        <w:t>Approuve</w:t>
+      </w:r>
+      <w:r>
+        <w:rPr/>
+        <w:t xml:space="preserve"> les </w:t>
+      </w:r>
+      <w:r>
+        <w:rPr/>
+        <w:t>comptes</w:t>
+      </w:r>
+      <w:r>
+        <w:rPr/>
+        <w:t xml:space="preserve"> de </w:t>
+      </w:r>
+      <w:r>
+        <w:rPr/>
+        <w:t>l’exercice</w:t>
+      </w:r>
+      <w:r>
+        <w:rPr/>
+        <w:t xml:space="preserve"> clos.</w:t>
+      </w:r>
+    </w:p>
+    <w:p xmlns:wp14="http://schemas.microsoft.com/office/word/2010/wordml" wp14:textId="3646591A">
+      <w:pPr>
+        <w:pStyle w:val="BodyText"/>
+      </w:pPr>
+      <w:r>
+        <w:rPr/>
+        <w:t xml:space="preserve"> </w:t>
+      </w:r>
+      <w:r>
+        <w:rPr/>
+        <w:t xml:space="preserve">- Vote le budget </w:t>
+      </w:r>
+      <w:r>
+        <w:rPr/>
+        <w:t>prévisionnel</w:t>
+      </w:r>
+      <w:r>
+        <w:rPr/>
+        <w:t xml:space="preserve"> de </w:t>
+      </w:r>
+      <w:r>
+        <w:rPr/>
+        <w:t>l’exercice</w:t>
+      </w:r>
+      <w:r>
+        <w:rPr/>
+        <w:t xml:space="preserve"> </w:t>
+      </w:r>
+      <w:r>
+        <w:rPr/>
+        <w:t>suivant</w:t>
+      </w:r>
+      <w:r>
+        <w:rPr/>
+        <w:t>.</w:t>
+      </w:r>
+    </w:p>
+    <w:p xmlns:wp14="http://schemas.microsoft.com/office/word/2010/wordml" wp14:textId="1C738D25">
+      <w:pPr>
+        <w:pStyle w:val="BodyText"/>
+      </w:pPr>
+      <w:r>
+        <w:rPr/>
+        <w:t xml:space="preserve"> </w:t>
+      </w:r>
+      <w:r>
+        <w:rPr/>
+        <w:t xml:space="preserve">- </w:t>
+      </w:r>
+      <w:r>
+        <w:rPr/>
+        <w:t>Délibère</w:t>
+      </w:r>
+      <w:r>
+        <w:rPr/>
+        <w:t xml:space="preserve"> sur les questions mises à </w:t>
+      </w:r>
+      <w:r>
+        <w:rPr/>
+        <w:t>l’ordre</w:t>
+      </w:r>
+      <w:r>
+        <w:rPr/>
+        <w:t xml:space="preserve"> du jour.</w:t>
+      </w:r>
+    </w:p>
+    <w:p xmlns:wp14="http://schemas.microsoft.com/office/word/2010/wordml" wp14:textId="1E83D290">
+      <w:pPr>
+        <w:pStyle w:val="BodyText"/>
+      </w:pPr>
+      <w:r>
+        <w:rPr/>
+        <w:t xml:space="preserve"> </w:t>
+      </w:r>
+      <w:r>
+        <w:rPr/>
+        <w:t xml:space="preserve">- </w:t>
+      </w:r>
+      <w:r>
+        <w:rPr/>
+        <w:t>Procède</w:t>
+      </w:r>
+      <w:r>
+        <w:rPr/>
+        <w:t xml:space="preserve">, </w:t>
+      </w:r>
+      <w:r>
+        <w:rPr/>
+        <w:t>s’il</w:t>
+      </w:r>
+      <w:r>
+        <w:rPr/>
+        <w:t xml:space="preserve"> y a lieu, au </w:t>
+      </w:r>
+      <w:r>
+        <w:rPr/>
+        <w:t>renouvellement</w:t>
+      </w:r>
+      <w:r>
+        <w:rPr/>
+        <w:t xml:space="preserve"> des </w:t>
+      </w:r>
+      <w:r>
+        <w:rPr/>
+        <w:t>membres</w:t>
+      </w:r>
+      <w:r>
+        <w:rPr/>
+        <w:t xml:space="preserve"> du conseil </w:t>
+      </w:r>
+      <w:r>
+        <w:rPr/>
+        <w:t>d’administration</w:t>
+      </w:r>
+      <w:r>
+        <w:rPr/>
+        <w:t>.</w:t>
+      </w:r>
+    </w:p>
+    <w:p xmlns:wp14="http://schemas.microsoft.com/office/word/2010/wordml" wp14:textId="7C393413">
+      <w:pPr>
+        <w:pStyle w:val="BodyText"/>
+      </w:pPr>
+      <w:r>
+        <w:rPr/>
+        <w:t>Les décisions sont prises à la majorité absolue des voix des membres présents ou représentés.</w:t>
+      </w:r>
+    </w:p>
+    <w:bookmarkEnd w:id="33"/>
+    <w:bookmarkStart w:name="X733ad91c5d32b1f9ab18fa8ec64297da60602e4" w:id="34"/>
+    <w:p xmlns:wp14="http://schemas.microsoft.com/office/word/2010/wordml" wp14:textId="133E7DB5">
       <w:pPr>
         <w:pStyle w:val="Heading3"/>
       </w:pPr>
       <w:r>
-        <w:t xml:space="preserve">Article 12 — Assemblée générale ordinaire</w:t>
-      </w:r>
-    </w:p>
-    <w:p>
+        <w:rPr/>
+        <w:t>Article 1</w:t>
+      </w:r>
+      <w:r>
+        <w:rPr/>
+        <w:t>2</w:t>
+      </w:r>
+      <w:r>
+        <w:rPr/>
+        <w:t xml:space="preserve"> — Assemblée </w:t>
+      </w:r>
+      <w:r>
+        <w:rPr/>
+        <w:t>générale</w:t>
+      </w:r>
+      <w:r>
+        <w:rPr/>
+        <w:t xml:space="preserve"> extraordinaire</w:t>
+      </w:r>
+    </w:p>
+    <w:p xmlns:wp14="http://schemas.microsoft.com/office/word/2010/wordml" wp14:noSpellErr="1" wp14:textId="2AE2342A">
       <w:pPr>
         <w:pStyle w:val="FirstParagraph"/>
       </w:pPr>
       <w:r>
-        <w:t xml:space="preserve">L’assemblée générale ordinaire comprend tous les membres de l’association à quelque titre qu’ils y soient affiliés. Elle se réunit au moins</w:t>
-      </w:r>
-      <w:r>
-        <w:t xml:space="preserve"> </w:t>
-      </w:r>
-      <w:r>
-        <w:rPr>
-          <w:bCs/>
-          <w:b/>
-        </w:rPr>
-        <w:t xml:space="preserve">une fois par an</w:t>
-      </w:r>
-      <w:r>
-        <w:t xml:space="preserve">.</w:t>
-      </w:r>
-    </w:p>
-    <w:p>
+        <w:rPr/>
+        <w:t>Si besoin est, ou sur demande de la moitié plus un des membres inscrits, le ou la président(e) convoque une assemblée générale extraordinaire.</w:t>
+      </w:r>
+    </w:p>
+    <w:p xmlns:wp14="http://schemas.microsoft.com/office/word/2010/wordml" wp14:noSpellErr="1" wp14:textId="0FEC1AF1">
       <w:pPr>
         <w:pStyle w:val="BodyText"/>
       </w:pPr>
       <w:r>
-        <w:t xml:space="preserve">Quinze jours au moins avant la date fixée, les membres de l’association sont convoqués par les soins de la secrétaire ou du secrétaire. L’ordre du jour est indiqué sur les convocations.</w:t>
-      </w:r>
-    </w:p>
-    <w:p>
+        <w:rPr/>
+        <w:t>Les conditions de convocation sont identiques à celles de l’assemblée générale ordinaire.</w:t>
+      </w:r>
+    </w:p>
+    <w:p xmlns:wp14="http://schemas.microsoft.com/office/word/2010/wordml" wp14:textId="7770C99C">
       <w:pPr>
         <w:pStyle w:val="BodyText"/>
       </w:pPr>
       <w:r>
-        <w:t xml:space="preserve">L’assemblée générale ordinaire :</w:t>
-      </w:r>
-      <w:r>
-        <w:t xml:space="preserve"> </w:t>
-      </w:r>
-      <w:r>
-        <w:t xml:space="preserve">- Entend les rapports sur la gestion du conseil d’administration et sur la situation financière et morale de l’association.</w:t>
-      </w:r>
-      <w:r>
-        <w:t xml:space="preserve"> </w:t>
-      </w:r>
-      <w:r>
-        <w:t xml:space="preserve">- Approuve les comptes de l’exercice clos.</w:t>
-      </w:r>
-      <w:r>
-        <w:t xml:space="preserve"> </w:t>
-      </w:r>
-      <w:r>
-        <w:t xml:space="preserve">- Vote le budget prévisionnel de l’exercice suivant.</w:t>
-      </w:r>
-      <w:r>
-        <w:t xml:space="preserve"> </w:t>
-      </w:r>
-      <w:r>
-        <w:t xml:space="preserve">- Délibère sur les questions mises à l’ordre du jour.</w:t>
-      </w:r>
-      <w:r>
-        <w:t xml:space="preserve"> </w:t>
-      </w:r>
-      <w:r>
-        <w:t xml:space="preserve">- Procède, s’il y a lieu, au renouvellement des membres du conseil d’administration.</w:t>
-      </w:r>
-    </w:p>
-    <w:p>
+        <w:rPr/>
+        <w:t>L’assemblée</w:t>
+      </w:r>
+      <w:r>
+        <w:rPr/>
+        <w:t xml:space="preserve"> </w:t>
+      </w:r>
+      <w:r>
+        <w:rPr/>
+        <w:t>générale</w:t>
+      </w:r>
+      <w:r>
+        <w:rPr/>
+        <w:t xml:space="preserve"> extraordinaire est </w:t>
+      </w:r>
+      <w:r>
+        <w:rPr/>
+        <w:t>seule</w:t>
+      </w:r>
+      <w:r>
+        <w:rPr/>
+        <w:t xml:space="preserve"> </w:t>
+      </w:r>
+      <w:r>
+        <w:rPr/>
+        <w:t>compétente</w:t>
+      </w:r>
+      <w:r>
+        <w:rPr/>
+        <w:t xml:space="preserve"> </w:t>
+      </w:r>
+      <w:r>
+        <w:rPr/>
+        <w:t>pour :</w:t>
+      </w:r>
+      <w:r>
+        <w:rPr/>
+        <w:t xml:space="preserve"> </w:t>
+      </w:r>
+    </w:p>
+    <w:p xmlns:wp14="http://schemas.microsoft.com/office/word/2010/wordml" wp14:textId="4D28F63D">
       <w:pPr>
         <w:pStyle w:val="BodyText"/>
       </w:pPr>
       <w:r>
-        <w:t xml:space="preserve">Les décisions sont prises à la majorité absolue des voix des membres présents ou représentés. Pour la validité des délibérations, la présence ou la représentation d’au moins</w:t>
-      </w:r>
-      <w:r>
-        <w:t xml:space="preserve"> </w:t>
-      </w:r>
-      <w:r>
-        <w:rPr>
-          <w:bCs/>
-          <w:b/>
-        </w:rPr>
-        <w:t xml:space="preserve">un quart</w:t>
-      </w:r>
-      <w:r>
-        <w:t xml:space="preserve"> </w:t>
-      </w:r>
-      <w:r>
-        <w:t xml:space="preserve">des membres ayant le droit de vote est nécessaire. Si ce quorum n’est pas atteint, une nouvelle assemblée est convoquée à quinze jours d’intervalle et peut valablement délibérer quel que soit le nombre de membres présents.</w:t>
-      </w:r>
-    </w:p>
-    <w:bookmarkEnd w:id="33"/>
-    <w:bookmarkStart w:id="34" w:name="X733ad91c5d32b1f9ab18fa8ec64297da60602e4"/>
-    <w:p>
+        <w:rPr/>
+        <w:t xml:space="preserve">- Modifier les </w:t>
+      </w:r>
+      <w:r>
+        <w:rPr/>
+        <w:t>statuts</w:t>
+      </w:r>
+      <w:r>
+        <w:rPr/>
+        <w:t>.</w:t>
+      </w:r>
+      <w:r>
+        <w:rPr/>
+        <w:t xml:space="preserve"> </w:t>
+      </w:r>
+    </w:p>
+    <w:p xmlns:wp14="http://schemas.microsoft.com/office/word/2010/wordml" wp14:textId="202CF39F">
+      <w:pPr>
+        <w:pStyle w:val="BodyText"/>
+      </w:pPr>
+      <w:r>
+        <w:rPr/>
+        <w:t xml:space="preserve">- </w:t>
+      </w:r>
+      <w:r>
+        <w:rPr/>
+        <w:t>Dissoudre</w:t>
+      </w:r>
+      <w:r>
+        <w:rPr/>
+        <w:t xml:space="preserve"> </w:t>
+      </w:r>
+      <w:r>
+        <w:rPr/>
+        <w:t>l’association</w:t>
+      </w:r>
+      <w:r>
+        <w:rPr/>
+        <w:t>.</w:t>
+      </w:r>
+    </w:p>
+    <w:p xmlns:wp14="http://schemas.microsoft.com/office/word/2010/wordml" wp14:textId="31DDF1C6">
+      <w:pPr>
+        <w:pStyle w:val="BodyText"/>
+      </w:pPr>
+      <w:r>
+        <w:rPr/>
+        <w:t xml:space="preserve"> </w:t>
+      </w:r>
+      <w:r>
+        <w:rPr/>
+        <w:t xml:space="preserve">- </w:t>
+      </w:r>
+      <w:r>
+        <w:rPr/>
+        <w:t>Décider</w:t>
+      </w:r>
+      <w:r>
+        <w:rPr/>
+        <w:t xml:space="preserve"> la fusion </w:t>
+      </w:r>
+      <w:r>
+        <w:rPr/>
+        <w:t>ou</w:t>
+      </w:r>
+      <w:r>
+        <w:rPr/>
+        <w:t xml:space="preserve"> </w:t>
+      </w:r>
+      <w:r>
+        <w:rPr/>
+        <w:t>l’absorption</w:t>
+      </w:r>
+      <w:r>
+        <w:rPr/>
+        <w:t xml:space="preserve"> de </w:t>
+      </w:r>
+      <w:r>
+        <w:rPr/>
+        <w:t>l’association</w:t>
+      </w:r>
+      <w:r>
+        <w:rPr/>
+        <w:t>.</w:t>
+      </w:r>
+    </w:p>
+    <w:p xmlns:wp14="http://schemas.microsoft.com/office/word/2010/wordml" wp14:noSpellErr="1" wp14:textId="71D985C0">
+      <w:pPr>
+        <w:pStyle w:val="BodyText"/>
+      </w:pPr>
+      <w:r>
+        <w:rPr/>
+        <w:t>Les délibérations sont prises à la</w:t>
+      </w:r>
+      <w:r>
+        <w:rPr/>
+        <w:t xml:space="preserve"> </w:t>
+      </w:r>
+      <w:r>
+        <w:rPr/>
+        <w:t>majorité des deux tiers</w:t>
+      </w:r>
+      <w:r>
+        <w:rPr/>
+        <w:t xml:space="preserve"> </w:t>
+      </w:r>
+      <w:r>
+        <w:rPr/>
+        <w:t>des membres présents ou représentés.</w:t>
+      </w:r>
+    </w:p>
+    <w:bookmarkEnd w:id="34"/>
+    <w:bookmarkStart w:name="article-14-ressources" w:id="35"/>
+    <w:p xmlns:wp14="http://schemas.microsoft.com/office/word/2010/wordml" wp14:textId="1E0AC8BD">
       <w:pPr>
         <w:pStyle w:val="Heading3"/>
       </w:pPr>
       <w:r>
-        <w:t xml:space="preserve">Article 13 — Assemblée générale extraordinaire</w:t>
-      </w:r>
-    </w:p>
-    <w:p>
+        <w:rPr/>
+        <w:t>Article 1</w:t>
+      </w:r>
+      <w:r>
+        <w:rPr/>
+        <w:t>3</w:t>
+      </w:r>
+      <w:r>
+        <w:rPr/>
+        <w:t xml:space="preserve"> — </w:t>
+      </w:r>
+      <w:r>
+        <w:rPr/>
+        <w:t>Ressources</w:t>
+      </w:r>
+    </w:p>
+    <w:p xmlns:wp14="http://schemas.microsoft.com/office/word/2010/wordml" wp14:noSpellErr="1" wp14:textId="0BF230C1">
       <w:pPr>
         <w:pStyle w:val="FirstParagraph"/>
       </w:pPr>
       <w:r>
-        <w:t xml:space="preserve">Si besoin est, ou sur demande de la moitié plus un des membres inscrits, le ou la président(e) convoque une assemblée générale extraordinaire.</w:t>
-      </w:r>
-    </w:p>
-    <w:p>
-      <w:pPr>
-        <w:pStyle w:val="BodyText"/>
-      </w:pPr>
-      <w:r>
-        <w:t xml:space="preserve">Les conditions de convocation sont identiques à celles de l’assemblée générale ordinaire.</w:t>
-      </w:r>
-    </w:p>
-    <w:p>
-      <w:pPr>
-        <w:pStyle w:val="BodyText"/>
-      </w:pPr>
-      <w:r>
-        <w:t xml:space="preserve">L’assemblée générale extraordinaire est seule compétente pour :</w:t>
-      </w:r>
-      <w:r>
-        <w:t xml:space="preserve"> </w:t>
-      </w:r>
-      <w:r>
-        <w:t xml:space="preserve">- Modifier les statuts.</w:t>
-      </w:r>
-      <w:r>
-        <w:t xml:space="preserve"> </w:t>
-      </w:r>
-      <w:r>
-        <w:t xml:space="preserve">- Dissoudre l’association.</w:t>
-      </w:r>
-      <w:r>
-        <w:t xml:space="preserve"> </w:t>
-      </w:r>
-      <w:r>
-        <w:t xml:space="preserve">- Décider la fusion ou l’absorption de l’association.</w:t>
-      </w:r>
-    </w:p>
-    <w:p>
-      <w:pPr>
-        <w:pStyle w:val="BodyText"/>
-      </w:pPr>
-      <w:r>
-        <w:t xml:space="preserve">Les délibérations sont prises à la</w:t>
-      </w:r>
-      <w:r>
-        <w:t xml:space="preserve"> </w:t>
-      </w:r>
-      <w:r>
-        <w:rPr>
-          <w:bCs/>
-          <w:b/>
-        </w:rPr>
-        <w:t xml:space="preserve">majorité des deux tiers</w:t>
-      </w:r>
-      <w:r>
-        <w:t xml:space="preserve"> </w:t>
-      </w:r>
-      <w:r>
-        <w:t xml:space="preserve">des membres présents ou représentés.</w:t>
-      </w:r>
-    </w:p>
-    <w:bookmarkEnd w:id="34"/>
-    <w:bookmarkStart w:id="35" w:name="article-14-ressources"/>
-    <w:p>
-      <w:pPr>
-        <w:pStyle w:val="Heading3"/>
-      </w:pPr>
-      <w:r>
-        <w:t xml:space="preserve">Article 14 — Ressources</w:t>
-      </w:r>
-    </w:p>
-    <w:p>
-      <w:pPr>
-        <w:pStyle w:val="FirstParagraph"/>
-      </w:pPr>
-      <w:r>
-        <w:t xml:space="preserve">Les ressources de l’association comprennent :</w:t>
-      </w:r>
-    </w:p>
-    <w:p>
+        <w:rPr/>
+        <w:t>Les ressources de l’association comprennent :</w:t>
+      </w:r>
+    </w:p>
+    <w:p xmlns:wp14="http://schemas.microsoft.com/office/word/2010/wordml" wp14:noSpellErr="1" wp14:textId="04ADF033">
       <w:pPr>
         <w:numPr>
           <w:ilvl w:val="0"/>
           <w:numId w:val="1005"/>
         </w:numPr>
         <w:pStyle w:val="Compact"/>
-      </w:pPr>
-      <w:r>
-        <w:t xml:space="preserve">Les cotisations des membres.</w:t>
-      </w:r>
-    </w:p>
-    <w:p>
+        <w:rPr/>
+      </w:pPr>
+      <w:r>
+        <w:rPr/>
+        <w:t>Les cotisations des membres.</w:t>
+      </w:r>
+    </w:p>
+    <w:p xmlns:wp14="http://schemas.microsoft.com/office/word/2010/wordml" wp14:noSpellErr="1" wp14:textId="66312423">
       <w:pPr>
         <w:numPr>
           <w:ilvl w:val="0"/>
           <w:numId w:val="1005"/>
         </w:numPr>
         <w:pStyle w:val="Compact"/>
-      </w:pPr>
-      <w:r>
-        <w:t xml:space="preserve">Les subventions de l’État, des collectivités territoriales et des organismes publics ou privés.</w:t>
-      </w:r>
-    </w:p>
-    <w:p>
+        <w:rPr/>
+      </w:pPr>
+      <w:r>
+        <w:rPr/>
+        <w:t>Les subventions de l’État, des collectivités territoriales et des organismes publics ou privés.</w:t>
+      </w:r>
+    </w:p>
+    <w:p xmlns:wp14="http://schemas.microsoft.com/office/word/2010/wordml" wp14:noSpellErr="1" wp14:textId="21DFEA94">
       <w:pPr>
         <w:numPr>
           <w:ilvl w:val="0"/>
           <w:numId w:val="1005"/>
         </w:numPr>
         <w:pStyle w:val="Compact"/>
-      </w:pPr>
-      <w:r>
-        <w:t xml:space="preserve">Les recettes provenant des spectacles, ateliers, stages et toute autre manifestation organisée par l’association.</w:t>
-      </w:r>
-    </w:p>
-    <w:p>
+        <w:rPr/>
+      </w:pPr>
+      <w:r>
+        <w:rPr/>
+        <w:t>Les recettes provenant des spectacles, ateliers, stages et toute autre manifestation organisée par l’association.</w:t>
+      </w:r>
+    </w:p>
+    <w:p xmlns:wp14="http://schemas.microsoft.com/office/word/2010/wordml" wp14:noSpellErr="1" wp14:textId="6BD663BC">
       <w:pPr>
         <w:numPr>
           <w:ilvl w:val="0"/>
           <w:numId w:val="1005"/>
         </w:numPr>
         <w:pStyle w:val="Compact"/>
-      </w:pPr>
-      <w:r>
-        <w:t xml:space="preserve">Les dons et legs.</w:t>
-      </w:r>
-    </w:p>
-    <w:p>
+        <w:rPr/>
+      </w:pPr>
+      <w:r>
+        <w:rPr/>
+        <w:t>Les dons et legs.</w:t>
+      </w:r>
+    </w:p>
+    <w:p xmlns:wp14="http://schemas.microsoft.com/office/word/2010/wordml" wp14:noSpellErr="1" wp14:textId="2D87DAC7">
       <w:pPr>
         <w:numPr>
           <w:ilvl w:val="0"/>
           <w:numId w:val="1005"/>
         </w:numPr>
         <w:pStyle w:val="Compact"/>
-      </w:pPr>
-      <w:r>
-        <w:t xml:space="preserve">Les produits des activités artistiques et pédagogiques.</w:t>
-      </w:r>
-    </w:p>
-    <w:p>
+        <w:rPr/>
+      </w:pPr>
+      <w:r>
+        <w:rPr/>
+        <w:t>Les produits des activités artistiques et pédagogiques.</w:t>
+      </w:r>
+    </w:p>
+    <w:p xmlns:wp14="http://schemas.microsoft.com/office/word/2010/wordml" wp14:textId="1AED5FF6">
       <w:pPr>
         <w:numPr>
           <w:ilvl w:val="0"/>
           <w:numId w:val="1005"/>
         </w:numPr>
         <w:pStyle w:val="Compact"/>
-      </w:pPr>
-      <w:r>
-        <w:t xml:space="preserve">Toute autre ressource autorisée par la loi.</w:t>
+        <w:rPr/>
+      </w:pPr>
+      <w:r>
+        <w:rPr/>
+        <w:t xml:space="preserve">Toute </w:t>
+      </w:r>
+      <w:r>
+        <w:rPr/>
+        <w:t>autre</w:t>
+      </w:r>
+      <w:r>
+        <w:rPr/>
+        <w:t xml:space="preserve"> </w:t>
+      </w:r>
+      <w:r>
+        <w:rPr/>
+        <w:t>ressource</w:t>
+      </w:r>
+      <w:r>
+        <w:rPr/>
+        <w:t xml:space="preserve"> </w:t>
+      </w:r>
+      <w:r>
+        <w:rPr/>
+        <w:t>autorisée</w:t>
+      </w:r>
+      <w:r>
+        <w:rPr/>
+        <w:t xml:space="preserve"> par la </w:t>
+      </w:r>
+      <w:r>
+        <w:rPr/>
+        <w:t>loi</w:t>
+      </w:r>
+      <w:r>
+        <w:rPr/>
+        <w:t>.</w:t>
       </w:r>
     </w:p>
     <w:bookmarkEnd w:id="35"/>
-    <w:bookmarkStart w:id="36" w:name="article-15-comptabilité"/>
+    <w:bookmarkStart w:name="article-15-comptabilité" w:id="36"/>
     <w:p>
       <w:pPr>
         <w:pStyle w:val="Heading3"/>
-      </w:pPr>
-      <w:r>
-        <w:t xml:space="preserve">Article 15 — Comptabilité</w:t>
+        <w:spacing w:before="281" w:beforeAutospacing="off" w:after="281" w:afterAutospacing="off"/>
+        <w:rPr>
+          <w:rFonts w:ascii="Calibri" w:hAnsi="Calibri" w:eastAsia="Calibri" w:cs="Calibri"/>
+          <w:b w:val="1"/>
+          <w:bCs w:val="1"/>
+          <w:noProof w:val="0"/>
+          <w:sz w:val="28"/>
+          <w:szCs w:val="28"/>
+          <w:lang w:val="en-US"/>
+        </w:rPr>
+      </w:pPr>
+      <w:r>
+        <w:rPr>
+          <w:rFonts w:ascii="Calibri" w:hAnsi="Calibri" w:eastAsia="Calibri" w:cs="Calibri"/>
+          <w:b w:val="1"/>
+          <w:bCs w:val="1"/>
+          <w:noProof w:val="0"/>
+          <w:sz w:val="28"/>
+          <w:szCs w:val="28"/>
+          <w:lang w:val="en-US"/>
+        </w:rPr>
+        <w:t xml:space="preserve">Article 13 bis — </w:t>
+      </w:r>
+      <w:r>
+        <w:rPr>
+          <w:rFonts w:ascii="Calibri" w:hAnsi="Calibri" w:eastAsia="Calibri" w:cs="Calibri"/>
+          <w:b w:val="1"/>
+          <w:bCs w:val="1"/>
+          <w:noProof w:val="0"/>
+          <w:sz w:val="28"/>
+          <w:szCs w:val="28"/>
+          <w:lang w:val="en-US"/>
+        </w:rPr>
+        <w:t>Rémunération</w:t>
+      </w:r>
+      <w:r>
+        <w:rPr>
+          <w:rFonts w:ascii="Calibri" w:hAnsi="Calibri" w:eastAsia="Calibri" w:cs="Calibri"/>
+          <w:b w:val="1"/>
+          <w:bCs w:val="1"/>
+          <w:noProof w:val="0"/>
+          <w:sz w:val="28"/>
+          <w:szCs w:val="28"/>
+          <w:lang w:val="en-US"/>
+        </w:rPr>
+        <w:t xml:space="preserve"> des </w:t>
+      </w:r>
+      <w:r>
+        <w:rPr>
+          <w:rFonts w:ascii="Calibri" w:hAnsi="Calibri" w:eastAsia="Calibri" w:cs="Calibri"/>
+          <w:b w:val="1"/>
+          <w:bCs w:val="1"/>
+          <w:noProof w:val="0"/>
+          <w:sz w:val="28"/>
+          <w:szCs w:val="28"/>
+          <w:lang w:val="en-US"/>
+        </w:rPr>
+        <w:t>prestations</w:t>
       </w:r>
     </w:p>
     <w:p>
       <w:pPr>
+        <w:spacing w:before="240" w:beforeAutospacing="off" w:after="240" w:afterAutospacing="off"/>
+      </w:pPr>
+      <w:r>
+        <w:rPr>
+          <w:rFonts w:ascii="Calibri" w:hAnsi="Calibri" w:eastAsia="Calibri" w:cs="Calibri"/>
+          <w:noProof w:val="0"/>
+          <w:sz w:val="22"/>
+          <w:szCs w:val="22"/>
+          <w:lang w:val="en-US"/>
+        </w:rPr>
+        <w:t xml:space="preserve">Les </w:t>
+      </w:r>
+      <w:r>
+        <w:rPr>
+          <w:rFonts w:ascii="Calibri" w:hAnsi="Calibri" w:eastAsia="Calibri" w:cs="Calibri"/>
+          <w:noProof w:val="0"/>
+          <w:sz w:val="22"/>
+          <w:szCs w:val="22"/>
+          <w:lang w:val="en-US"/>
+        </w:rPr>
+        <w:t>membres</w:t>
+      </w:r>
+      <w:r>
+        <w:rPr>
+          <w:rFonts w:ascii="Calibri" w:hAnsi="Calibri" w:eastAsia="Calibri" w:cs="Calibri"/>
+          <w:noProof w:val="0"/>
+          <w:sz w:val="22"/>
+          <w:szCs w:val="22"/>
+          <w:lang w:val="en-US"/>
+        </w:rPr>
+        <w:t xml:space="preserve"> du conseil </w:t>
+      </w:r>
+      <w:r>
+        <w:rPr>
+          <w:rFonts w:ascii="Calibri" w:hAnsi="Calibri" w:eastAsia="Calibri" w:cs="Calibri"/>
+          <w:noProof w:val="0"/>
+          <w:sz w:val="22"/>
+          <w:szCs w:val="22"/>
+          <w:lang w:val="en-US"/>
+        </w:rPr>
+        <w:t>d’administration</w:t>
+      </w:r>
+      <w:r>
+        <w:rPr>
+          <w:rFonts w:ascii="Calibri" w:hAnsi="Calibri" w:eastAsia="Calibri" w:cs="Calibri"/>
+          <w:noProof w:val="0"/>
+          <w:sz w:val="22"/>
+          <w:szCs w:val="22"/>
+          <w:lang w:val="en-US"/>
+        </w:rPr>
+        <w:t xml:space="preserve"> </w:t>
+      </w:r>
+      <w:r>
+        <w:rPr>
+          <w:rFonts w:ascii="Calibri" w:hAnsi="Calibri" w:eastAsia="Calibri" w:cs="Calibri"/>
+          <w:noProof w:val="0"/>
+          <w:sz w:val="22"/>
+          <w:szCs w:val="22"/>
+          <w:lang w:val="en-US"/>
+        </w:rPr>
+        <w:t>peuvent</w:t>
+      </w:r>
+      <w:r>
+        <w:rPr>
+          <w:rFonts w:ascii="Calibri" w:hAnsi="Calibri" w:eastAsia="Calibri" w:cs="Calibri"/>
+          <w:noProof w:val="0"/>
+          <w:sz w:val="22"/>
+          <w:szCs w:val="22"/>
+          <w:lang w:val="en-US"/>
+        </w:rPr>
+        <w:t xml:space="preserve"> </w:t>
+      </w:r>
+      <w:r>
+        <w:rPr>
+          <w:rFonts w:ascii="Calibri" w:hAnsi="Calibri" w:eastAsia="Calibri" w:cs="Calibri"/>
+          <w:noProof w:val="0"/>
+          <w:sz w:val="22"/>
+          <w:szCs w:val="22"/>
+          <w:lang w:val="en-US"/>
+        </w:rPr>
+        <w:t>percevoir</w:t>
+      </w:r>
+      <w:r>
+        <w:rPr>
+          <w:rFonts w:ascii="Calibri" w:hAnsi="Calibri" w:eastAsia="Calibri" w:cs="Calibri"/>
+          <w:noProof w:val="0"/>
+          <w:sz w:val="22"/>
+          <w:szCs w:val="22"/>
+          <w:lang w:val="en-US"/>
+        </w:rPr>
+        <w:t xml:space="preserve"> </w:t>
+      </w:r>
+      <w:r>
+        <w:rPr>
+          <w:rFonts w:ascii="Calibri" w:hAnsi="Calibri" w:eastAsia="Calibri" w:cs="Calibri"/>
+          <w:noProof w:val="0"/>
+          <w:sz w:val="22"/>
+          <w:szCs w:val="22"/>
+          <w:lang w:val="en-US"/>
+        </w:rPr>
+        <w:t>une</w:t>
+      </w:r>
+      <w:r>
+        <w:rPr>
+          <w:rFonts w:ascii="Calibri" w:hAnsi="Calibri" w:eastAsia="Calibri" w:cs="Calibri"/>
+          <w:noProof w:val="0"/>
+          <w:sz w:val="22"/>
+          <w:szCs w:val="22"/>
+          <w:lang w:val="en-US"/>
+        </w:rPr>
+        <w:t xml:space="preserve"> </w:t>
+      </w:r>
+      <w:r>
+        <w:rPr>
+          <w:rFonts w:ascii="Calibri" w:hAnsi="Calibri" w:eastAsia="Calibri" w:cs="Calibri"/>
+          <w:noProof w:val="0"/>
+          <w:sz w:val="22"/>
+          <w:szCs w:val="22"/>
+          <w:lang w:val="en-US"/>
+        </w:rPr>
+        <w:t>rémunération</w:t>
+      </w:r>
+      <w:r>
+        <w:rPr>
+          <w:rFonts w:ascii="Calibri" w:hAnsi="Calibri" w:eastAsia="Calibri" w:cs="Calibri"/>
+          <w:noProof w:val="0"/>
+          <w:sz w:val="22"/>
+          <w:szCs w:val="22"/>
+          <w:lang w:val="en-US"/>
+        </w:rPr>
+        <w:t xml:space="preserve"> pour des </w:t>
+      </w:r>
+      <w:r>
+        <w:rPr>
+          <w:rFonts w:ascii="Calibri" w:hAnsi="Calibri" w:eastAsia="Calibri" w:cs="Calibri"/>
+          <w:noProof w:val="0"/>
+          <w:sz w:val="22"/>
+          <w:szCs w:val="22"/>
+          <w:lang w:val="en-US"/>
+        </w:rPr>
+        <w:t>prestations</w:t>
+      </w:r>
+      <w:r>
+        <w:rPr>
+          <w:rFonts w:ascii="Calibri" w:hAnsi="Calibri" w:eastAsia="Calibri" w:cs="Calibri"/>
+          <w:noProof w:val="0"/>
+          <w:sz w:val="22"/>
+          <w:szCs w:val="22"/>
+          <w:lang w:val="en-US"/>
+        </w:rPr>
+        <w:t xml:space="preserve"> </w:t>
+      </w:r>
+      <w:r>
+        <w:rPr>
+          <w:rFonts w:ascii="Calibri" w:hAnsi="Calibri" w:eastAsia="Calibri" w:cs="Calibri"/>
+          <w:noProof w:val="0"/>
+          <w:sz w:val="22"/>
+          <w:szCs w:val="22"/>
+          <w:lang w:val="en-US"/>
+        </w:rPr>
+        <w:t>artistiques</w:t>
+      </w:r>
+      <w:r>
+        <w:rPr>
+          <w:rFonts w:ascii="Calibri" w:hAnsi="Calibri" w:eastAsia="Calibri" w:cs="Calibri"/>
+          <w:noProof w:val="0"/>
+          <w:sz w:val="22"/>
+          <w:szCs w:val="22"/>
+          <w:lang w:val="en-US"/>
+        </w:rPr>
+        <w:t xml:space="preserve"> </w:t>
+      </w:r>
+      <w:r>
+        <w:rPr>
+          <w:rFonts w:ascii="Calibri" w:hAnsi="Calibri" w:eastAsia="Calibri" w:cs="Calibri"/>
+          <w:noProof w:val="0"/>
+          <w:sz w:val="22"/>
+          <w:szCs w:val="22"/>
+          <w:lang w:val="en-US"/>
+        </w:rPr>
+        <w:t>ou</w:t>
+      </w:r>
+      <w:r>
+        <w:rPr>
+          <w:rFonts w:ascii="Calibri" w:hAnsi="Calibri" w:eastAsia="Calibri" w:cs="Calibri"/>
+          <w:noProof w:val="0"/>
+          <w:sz w:val="22"/>
+          <w:szCs w:val="22"/>
+          <w:lang w:val="en-US"/>
+        </w:rPr>
+        <w:t xml:space="preserve"> techniques </w:t>
+      </w:r>
+      <w:r>
+        <w:rPr>
+          <w:rFonts w:ascii="Calibri" w:hAnsi="Calibri" w:eastAsia="Calibri" w:cs="Calibri"/>
+          <w:noProof w:val="0"/>
+          <w:sz w:val="22"/>
+          <w:szCs w:val="22"/>
+          <w:lang w:val="en-US"/>
+        </w:rPr>
+        <w:t>réelles</w:t>
+      </w:r>
+      <w:r>
+        <w:rPr>
+          <w:rFonts w:ascii="Calibri" w:hAnsi="Calibri" w:eastAsia="Calibri" w:cs="Calibri"/>
+          <w:noProof w:val="0"/>
+          <w:sz w:val="22"/>
+          <w:szCs w:val="22"/>
+          <w:lang w:val="en-US"/>
+        </w:rPr>
+        <w:t xml:space="preserve">, </w:t>
+      </w:r>
+      <w:r>
+        <w:rPr>
+          <w:rFonts w:ascii="Calibri" w:hAnsi="Calibri" w:eastAsia="Calibri" w:cs="Calibri"/>
+          <w:noProof w:val="0"/>
+          <w:sz w:val="22"/>
+          <w:szCs w:val="22"/>
+          <w:lang w:val="en-US"/>
+        </w:rPr>
+        <w:t>distinctes</w:t>
+      </w:r>
+      <w:r>
+        <w:rPr>
+          <w:rFonts w:ascii="Calibri" w:hAnsi="Calibri" w:eastAsia="Calibri" w:cs="Calibri"/>
+          <w:noProof w:val="0"/>
+          <w:sz w:val="22"/>
+          <w:szCs w:val="22"/>
+          <w:lang w:val="en-US"/>
+        </w:rPr>
+        <w:t xml:space="preserve"> de </w:t>
+      </w:r>
+      <w:r>
+        <w:rPr>
+          <w:rFonts w:ascii="Calibri" w:hAnsi="Calibri" w:eastAsia="Calibri" w:cs="Calibri"/>
+          <w:noProof w:val="0"/>
+          <w:sz w:val="22"/>
+          <w:szCs w:val="22"/>
+          <w:lang w:val="en-US"/>
+        </w:rPr>
+        <w:t>leurs</w:t>
+      </w:r>
+      <w:r>
+        <w:rPr>
+          <w:rFonts w:ascii="Calibri" w:hAnsi="Calibri" w:eastAsia="Calibri" w:cs="Calibri"/>
+          <w:noProof w:val="0"/>
+          <w:sz w:val="22"/>
+          <w:szCs w:val="22"/>
+          <w:lang w:val="en-US"/>
+        </w:rPr>
+        <w:t xml:space="preserve"> </w:t>
+      </w:r>
+      <w:r>
+        <w:rPr>
+          <w:rFonts w:ascii="Calibri" w:hAnsi="Calibri" w:eastAsia="Calibri" w:cs="Calibri"/>
+          <w:noProof w:val="0"/>
+          <w:sz w:val="22"/>
+          <w:szCs w:val="22"/>
+          <w:lang w:val="en-US"/>
+        </w:rPr>
+        <w:t>fonctions</w:t>
+      </w:r>
+      <w:r>
+        <w:rPr>
+          <w:rFonts w:ascii="Calibri" w:hAnsi="Calibri" w:eastAsia="Calibri" w:cs="Calibri"/>
+          <w:noProof w:val="0"/>
+          <w:sz w:val="22"/>
+          <w:szCs w:val="22"/>
+          <w:lang w:val="en-US"/>
+        </w:rPr>
+        <w:t xml:space="preserve"> de direction, dans le respect de la </w:t>
+      </w:r>
+      <w:r>
+        <w:rPr>
+          <w:rFonts w:ascii="Calibri" w:hAnsi="Calibri" w:eastAsia="Calibri" w:cs="Calibri"/>
+          <w:noProof w:val="0"/>
+          <w:sz w:val="22"/>
+          <w:szCs w:val="22"/>
+          <w:lang w:val="en-US"/>
+        </w:rPr>
+        <w:t>législation</w:t>
+      </w:r>
+      <w:r>
+        <w:rPr>
+          <w:rFonts w:ascii="Calibri" w:hAnsi="Calibri" w:eastAsia="Calibri" w:cs="Calibri"/>
+          <w:noProof w:val="0"/>
+          <w:sz w:val="22"/>
+          <w:szCs w:val="22"/>
+          <w:lang w:val="en-US"/>
+        </w:rPr>
+        <w:t xml:space="preserve"> </w:t>
+      </w:r>
+      <w:r>
+        <w:rPr>
+          <w:rFonts w:ascii="Calibri" w:hAnsi="Calibri" w:eastAsia="Calibri" w:cs="Calibri"/>
+          <w:noProof w:val="0"/>
+          <w:sz w:val="22"/>
+          <w:szCs w:val="22"/>
+          <w:lang w:val="en-US"/>
+        </w:rPr>
+        <w:t>en</w:t>
+      </w:r>
+      <w:r>
+        <w:rPr>
+          <w:rFonts w:ascii="Calibri" w:hAnsi="Calibri" w:eastAsia="Calibri" w:cs="Calibri"/>
+          <w:noProof w:val="0"/>
+          <w:sz w:val="22"/>
+          <w:szCs w:val="22"/>
+          <w:lang w:val="en-US"/>
+        </w:rPr>
+        <w:t xml:space="preserve"> </w:t>
+      </w:r>
+      <w:r>
+        <w:rPr>
+          <w:rFonts w:ascii="Calibri" w:hAnsi="Calibri" w:eastAsia="Calibri" w:cs="Calibri"/>
+          <w:noProof w:val="0"/>
+          <w:sz w:val="22"/>
+          <w:szCs w:val="22"/>
+          <w:lang w:val="en-US"/>
+        </w:rPr>
+        <w:t>vigueur</w:t>
+      </w:r>
+      <w:r>
+        <w:rPr>
+          <w:rFonts w:ascii="Calibri" w:hAnsi="Calibri" w:eastAsia="Calibri" w:cs="Calibri"/>
+          <w:noProof w:val="0"/>
+          <w:sz w:val="22"/>
+          <w:szCs w:val="22"/>
+          <w:lang w:val="en-US"/>
+        </w:rPr>
+        <w:t xml:space="preserve"> (GUSO, auto-entrepreneur, etc.).</w:t>
+      </w:r>
+    </w:p>
+    <w:p xmlns:wp14="http://schemas.microsoft.com/office/word/2010/wordml" wp14:textId="56A501D1">
+      <w:pPr>
+        <w:pStyle w:val="Heading3"/>
+      </w:pPr>
+      <w:r>
+        <w:rPr/>
+        <w:t>Article 1</w:t>
+      </w:r>
+      <w:r>
+        <w:rPr/>
+        <w:t>4</w:t>
+      </w:r>
+      <w:r>
+        <w:rPr/>
+        <w:t xml:space="preserve"> — </w:t>
+      </w:r>
+      <w:r>
+        <w:rPr/>
+        <w:t>Comptabilité</w:t>
+      </w:r>
+    </w:p>
+    <w:p xmlns:wp14="http://schemas.microsoft.com/office/word/2010/wordml" wp14:textId="4816BD0C">
+      <w:pPr>
         <w:pStyle w:val="FirstParagraph"/>
       </w:pPr>
       <w:r>
-        <w:t xml:space="preserve">Il est tenu une comptabilité conforme aux dispositions légales en vigueur. Chaque exercice annuel débute le</w:t>
-      </w:r>
-      <w:r>
-        <w:t xml:space="preserve"> </w:t>
-      </w:r>
-      <w:r>
-        <w:rPr>
-          <w:bCs/>
-          <w:b/>
-        </w:rPr>
-        <w:t xml:space="preserve">1er janvier</w:t>
-      </w:r>
-      <w:r>
-        <w:t xml:space="preserve"> </w:t>
-      </w:r>
-      <w:r>
-        <w:t xml:space="preserve">et se clôt le</w:t>
-      </w:r>
-      <w:r>
-        <w:t xml:space="preserve"> </w:t>
-      </w:r>
-      <w:r>
-        <w:rPr>
-          <w:bCs/>
-          <w:b/>
-        </w:rPr>
-        <w:t xml:space="preserve">31 décembre</w:t>
-      </w:r>
-      <w:r>
-        <w:t xml:space="preserve">.</w:t>
-      </w:r>
-    </w:p>
-    <w:p>
-      <w:r>
-        <w:pict>
-          <v:rect style="width:0;height:1.5pt" o:hralign="center" o:hrstd="t" o:hr="t"/>
-        </w:pict>
+        <w:rPr/>
+        <w:t>Il est tenu une comptabilité conforme aux dispositions légales en vigueur. Chaque exercice annuel débute le</w:t>
+      </w:r>
+      <w:r>
+        <w:rPr/>
+        <w:t xml:space="preserve"> </w:t>
+      </w:r>
+      <w:r>
+        <w:rPr/>
+        <w:t>1er janvier</w:t>
+      </w:r>
+      <w:r>
+        <w:rPr/>
+        <w:t xml:space="preserve"> </w:t>
+      </w:r>
+      <w:r>
+        <w:rPr/>
+        <w:t>et se clôt le</w:t>
+      </w:r>
+      <w:r>
+        <w:rPr/>
+        <w:t xml:space="preserve"> </w:t>
+      </w:r>
+      <w:r>
+        <w:rPr/>
+        <w:t>31 décembre</w:t>
+      </w:r>
+      <w:r>
+        <w:rPr/>
+        <w:t>.</w:t>
       </w:r>
     </w:p>
     <w:bookmarkEnd w:id="36"/>
     <w:bookmarkEnd w:id="37"/>
-    <w:bookmarkStart w:id="39" w:name="titre-iv-dissolution"/>
-    <w:p>
+    <w:bookmarkStart w:name="titre-iv-dissolution" w:id="39"/>
+    <w:p xmlns:wp14="http://schemas.microsoft.com/office/word/2010/wordml" wp14:textId="2562E609">
       <w:pPr>
         <w:pStyle w:val="Heading2"/>
       </w:pPr>
       <w:r>
-        <w:t xml:space="preserve">Titre IV — Dissolution</w:t>
-      </w:r>
-    </w:p>
-    <w:bookmarkStart w:id="38" w:name="article-16-dissolution"/>
-    <w:p>
+        <w:rPr/>
+        <w:t>Dissolution</w:t>
+      </w:r>
+    </w:p>
+    <w:bookmarkStart w:name="article-16-dissolution" w:id="38"/>
+    <w:p xmlns:wp14="http://schemas.microsoft.com/office/word/2010/wordml" wp14:textId="38B684D6">
       <w:pPr>
         <w:pStyle w:val="Heading3"/>
       </w:pPr>
       <w:r>
-        <w:t xml:space="preserve">Article 16 — Dissolution</w:t>
-      </w:r>
-    </w:p>
-    <w:p>
-      <w:pPr>
-        <w:pStyle w:val="FirstParagraph"/>
-      </w:pPr>
-      <w:r>
-        <w:t xml:space="preserve">En cas de dissolution prononcée par une assemblée générale extraordinaire, un ou plusieurs liquidateurs sont nommés par cette assemblée.</w:t>
-      </w:r>
-    </w:p>
-    <w:p>
-      <w:pPr>
-        <w:pStyle w:val="BodyText"/>
-      </w:pPr>
-      <w:r>
-        <w:t xml:space="preserve">L’actif net, après paiement des dettes, sera dévolu à une ou plusieurs associations poursuivant un objet similaire, conformément à l’article 9 de la loi du 1er juillet 1901.</w:t>
-      </w:r>
-    </w:p>
-    <w:p>
-      <w:r>
-        <w:pict>
-          <v:rect style="width:0;height:1.5pt" o:hralign="center" o:hrstd="t" o:hr="t"/>
-        </w:pict>
+        <w:rPr/>
+        <w:t>Article 1</w:t>
+      </w:r>
+      <w:r>
+        <w:rPr/>
+        <w:t>5</w:t>
+      </w:r>
+      <w:r>
+        <w:rPr/>
+        <w:t xml:space="preserve"> — Dissolution</w:t>
       </w:r>
     </w:p>
     <w:bookmarkEnd w:id="38"/>
     <w:bookmarkEnd w:id="39"/>
-    <w:bookmarkStart w:id="42" w:name="titre-v-dispositions-diverses"/>
+    <w:bookmarkStart w:name="titre-v-dispositions-diverses" w:id="42"/>
     <w:p>
       <w:pPr>
+        <w:pStyle w:val="BodyText"/>
+        <w:rPr>
+          <w:noProof w:val="0"/>
+          <w:lang w:val="fr-FR"/>
+        </w:rPr>
+      </w:pPr>
+      <w:r>
+        <w:rPr>
+          <w:noProof w:val="0"/>
+          <w:lang w:val="fr-FR"/>
+        </w:rPr>
+        <w:t>En cas de dissolution prononcée par une assemblée générale extraordinaire, un ou plusieurs liquidateurs sont nommés par cette assemblée.</w:t>
+      </w:r>
+      <w:r>
+        <w:br/>
+      </w:r>
+      <w:r>
+        <w:rPr>
+          <w:noProof w:val="0"/>
+          <w:lang w:val="fr-FR"/>
+        </w:rPr>
+        <w:t xml:space="preserve"> L’actif net, après paiement des dettes, sera dévolu à une ou plusieurs associations désignées par l’Assemblée Générale.</w:t>
+      </w:r>
+      <w:r>
+        <w:br/>
+      </w:r>
+      <w:r>
+        <w:rPr>
+          <w:noProof w:val="0"/>
+          <w:lang w:val="fr-FR"/>
+        </w:rPr>
+        <w:t xml:space="preserve"> </w:t>
+      </w:r>
+      <w:r>
+        <w:rPr>
+          <w:b w:val="1"/>
+          <w:bCs w:val="1"/>
+          <w:noProof w:val="0"/>
+          <w:lang w:val="fr-FR"/>
+        </w:rPr>
+        <w:t>Pour le matériel ou costumes appartenant à des membres fondateurs et mis à disposition de l’association, ceux-ci resteront la propriété de leurs propriétaires respectifs et seront restitués lors de la dissolution.</w:t>
+      </w:r>
+    </w:p>
+    <w:p xmlns:wp14="http://schemas.microsoft.com/office/word/2010/wordml" wp14:textId="1FC06339">
+      <w:pPr>
         <w:pStyle w:val="Heading2"/>
       </w:pPr>
       <w:r>
-        <w:t xml:space="preserve">Titre V — Dispositions diverses</w:t>
-      </w:r>
-    </w:p>
-    <w:bookmarkStart w:id="40" w:name="article-17-règlement-intérieur"/>
+        <w:rPr/>
+        <w:t xml:space="preserve">Dispositions </w:t>
+      </w:r>
+      <w:r>
+        <w:rPr/>
+        <w:t>diverses</w:t>
+      </w:r>
+    </w:p>
+    <w:bookmarkStart w:name="article-17-règlement-intérieur" w:id="40"/>
+    <w:p xmlns:wp14="http://schemas.microsoft.com/office/word/2010/wordml" wp14:textId="3F93E2D3">
+      <w:pPr>
+        <w:pStyle w:val="Heading3"/>
+      </w:pPr>
+      <w:r>
+        <w:rPr/>
+        <w:t>Article 1</w:t>
+      </w:r>
+      <w:r>
+        <w:rPr/>
+        <w:t>6</w:t>
+      </w:r>
+      <w:r>
+        <w:rPr/>
+        <w:t xml:space="preserve"> — </w:t>
+      </w:r>
+      <w:r>
+        <w:rPr/>
+        <w:t>Règlement</w:t>
+      </w:r>
+      <w:r>
+        <w:rPr/>
+        <w:t xml:space="preserve"> </w:t>
+      </w:r>
+      <w:r>
+        <w:rPr/>
+        <w:t>intérieur</w:t>
+      </w:r>
+    </w:p>
+    <w:p xmlns:wp14="http://schemas.microsoft.com/office/word/2010/wordml" wp14:noSpellErr="1" wp14:textId="3931C70B">
+      <w:pPr>
+        <w:pStyle w:val="FirstParagraph"/>
+      </w:pPr>
+      <w:r>
+        <w:rPr/>
+        <w:t>Un règlement intérieur peut être établi par le conseil d’administration, qui le fait alors approuver par l’assemblée générale. Ce règlement éventuel est destiné à fixer les divers points non prévus par les statuts, notamment ceux qui ont trait à l’administration interne de l’association.</w:t>
+      </w:r>
+    </w:p>
+    <w:bookmarkEnd w:id="40"/>
+    <w:bookmarkStart w:name="article-18-déclaration" w:id="41"/>
+    <w:p xmlns:wp14="http://schemas.microsoft.com/office/word/2010/wordml" wp14:textId="39A6B880">
+      <w:pPr>
+        <w:pStyle w:val="Heading3"/>
+      </w:pPr>
+      <w:r>
+        <w:rPr/>
+        <w:t>Article 1</w:t>
+      </w:r>
+      <w:r>
+        <w:rPr/>
+        <w:t>7</w:t>
+      </w:r>
+      <w:r>
+        <w:rPr/>
+        <w:t xml:space="preserve"> — </w:t>
+      </w:r>
+      <w:r>
+        <w:rPr/>
+        <w:t>Déclaration</w:t>
+      </w:r>
+    </w:p>
+    <w:p xmlns:wp14="http://schemas.microsoft.com/office/word/2010/wordml" wp14:noSpellErr="1" wp14:textId="5429C047">
+      <w:pPr>
+        <w:pStyle w:val="FirstParagraph"/>
+      </w:pPr>
+      <w:r>
+        <w:rPr/>
+        <w:t>Les présents statuts ont été adoptés lors de l’assemblée générale constitutive tenue le :</w:t>
+      </w:r>
+    </w:p>
     <w:p>
       <w:pPr>
-        <w:pStyle w:val="Heading3"/>
-      </w:pPr>
-      <w:r>
-        <w:t xml:space="preserve">Article 17 — Règlement intérieur</w:t>
+        <w:pStyle w:val="BlockText"/>
+        <w:suppressLineNumbers w:val="0"/>
+        <w:bidi w:val="0"/>
+        <w:spacing w:before="100" w:beforeAutospacing="off" w:after="100" w:afterAutospacing="off" w:line="280" w:lineRule="exact"/>
+        <w:ind w:left="480" w:right="480"/>
+        <w:jc w:val="left"/>
+      </w:pPr>
+      <w:r>
+        <w:rPr/>
+        <w:t>30/03/2026</w:t>
+      </w:r>
+    </w:p>
+    <w:p xmlns:wp14="http://schemas.microsoft.com/office/word/2010/wordml" wp14:textId="0D47BA26">
+      <w:pPr>
+        <w:pStyle w:val="FirstParagraph"/>
+      </w:pPr>
+      <w:r>
+        <w:rPr/>
+        <w:t>à</w:t>
+      </w:r>
+      <w:r>
+        <w:rPr/>
+        <w:t xml:space="preserve"> </w:t>
+      </w:r>
+      <w:r>
+        <w:rPr/>
+        <w:t>St-Nazaire</w:t>
+      </w:r>
+      <w:r>
+        <w:rPr/>
+        <w:t>.</w:t>
       </w:r>
     </w:p>
     <w:p>
       <w:pPr>
+        <w:pStyle w:val="BodyText"/>
+      </w:pPr>
+    </w:p>
+    <w:p xmlns:wp14="http://schemas.microsoft.com/office/word/2010/wordml" wp14:textId="77777777" wp14:noSpellErr="1">
+      <w:r>
+        <w:pict w14:anchorId="05155BEF">
+          <v:rect style="width:0;height:1.5pt" o:hr="t" o:hrstd="t" o:hralign="center"/>
+        </w:pict>
+      </w:r>
+    </w:p>
+    <w:p xmlns:wp14="http://schemas.microsoft.com/office/word/2010/wordml" wp14:noSpellErr="1" wp14:textId="32C22987">
+      <w:pPr>
         <w:pStyle w:val="FirstParagraph"/>
       </w:pPr>
       <w:r>
-        <w:t xml:space="preserve">Un règlement intérieur peut être établi par le conseil d’administration, qui le fait alors approuver par l’assemblée générale. Ce règlement éventuel est destiné à fixer les divers points non prévus par les statuts, notamment ceux qui ont trait à l’administration interne de l’association.</w:t>
-      </w:r>
-    </w:p>
-    <w:bookmarkEnd w:id="40"/>
-    <w:bookmarkStart w:id="41" w:name="article-18-déclaration"/>
-    <w:p>
-      <w:pPr>
-        <w:pStyle w:val="Heading3"/>
-      </w:pPr>
-      <w:r>
-        <w:t xml:space="preserve">Article 18 — Déclaration</w:t>
-      </w:r>
-    </w:p>
-    <w:p>
-      <w:pPr>
-        <w:pStyle w:val="FirstParagraph"/>
-      </w:pPr>
-      <w:r>
-        <w:t xml:space="preserve">Les présents statuts ont été adoptés lors de l’assemblée générale constitutive tenue le :</w:t>
-      </w:r>
-    </w:p>
-    <w:p>
-      <w:pPr>
-        <w:pStyle w:val="BlockText"/>
-      </w:pPr>
-      <w:r>
-        <w:rPr>
-          <w:iCs/>
-          <w:i/>
-        </w:rPr>
-        <w:t xml:space="preserve">(date à compléter)</w:t>
-      </w:r>
-    </w:p>
-    <w:p>
-      <w:pPr>
-        <w:pStyle w:val="FirstParagraph"/>
-      </w:pPr>
-      <w:r>
-        <w:t xml:space="preserve">à</w:t>
-      </w:r>
-      <w:r>
-        <w:t xml:space="preserve"> </w:t>
-      </w:r>
-      <w:r>
-        <w:rPr>
-          <w:iCs/>
-          <w:i/>
-        </w:rPr>
-        <w:t xml:space="preserve">(lieu à compléter)</w:t>
-      </w:r>
-      <w:r>
-        <w:t xml:space="preserve">.</w:t>
-      </w:r>
-    </w:p>
-    <w:p>
-      <w:r>
-        <w:pict>
-          <v:rect style="width:0;height:1.5pt" o:hralign="center" o:hrstd="t" o:hr="t"/>
-        </w:pict>
-      </w:r>
-    </w:p>
-    <w:p>
-      <w:pPr>
-        <w:pStyle w:val="FirstParagraph"/>
-      </w:pPr>
-      <w:r>
-        <w:rPr>
-          <w:bCs/>
-          <w:b/>
-        </w:rPr>
-        <w:t xml:space="preserve">Signatures des membres fondateurs</w:t>
+        <w:rPr/>
+        <w:t>Signatures des membres fondateurs</w:t>
       </w:r>
     </w:p>
     <w:tbl>
       <w:tblPr>
         <w:tblStyle w:val="Table"/>
-        <w:tblW w:type="auto" w:w="0"/>
-        <w:tblLook w:firstRow="1" w:lastRow="0" w:firstColumn="0" w:lastColumn="0" w:noHBand="0" w:noVBand="0" w:val="0020"/>
+        <w:tblW w:w="0" w:type="auto"/>
+        <w:tblLook w:val="0020" w:firstRow="1" w:lastRow="0" w:firstColumn="0" w:lastColumn="0" w:noHBand="0" w:noVBand="0"/>
         <w:jc w:val="start"/>
       </w:tblPr>
       <w:tblGrid>
@@ -1178,13 +2529,16 @@
         <w:gridCol w:w="1980"/>
         <w:gridCol w:w="1980"/>
       </w:tblGrid>
-      <w:tr>
+      <w:tr xmlns:wp14="http://schemas.microsoft.com/office/word/2010/wordml" wp14:textId="77777777">
         <w:trPr>
           <w:tblHeader w:val="true"/>
         </w:trPr>
         <w:tc>
-          <w:tcPr/>
-          <w:p>
+          <w:tcPr>
+            <w:cnfStyle w:val="000010000000" w:firstRow="0" w:lastRow="0" w:firstColumn="0" w:lastColumn="0" w:oddVBand="1" w:evenVBand="0" w:oddHBand="0" w:evenHBand="0" w:firstRowFirstColumn="0" w:firstRowLastColumn="0" w:lastRowFirstColumn="0" w:lastRowLastColumn="0"/>
+            <w:tcMar/>
+          </w:tcPr>
+          <w:p wp14:textId="77777777">
             <w:pPr>
               <w:pStyle w:val="Compact"/>
               <w:jc w:val="left"/>
@@ -1195,8 +2549,11 @@
           </w:p>
         </w:tc>
         <w:tc>
-          <w:tcPr/>
-          <w:p>
+          <w:tcPr>
+            <w:cnfStyle w:val="000001000000" w:firstRow="0" w:lastRow="0" w:firstColumn="0" w:lastColumn="0" w:oddVBand="0" w:evenVBand="1" w:oddHBand="0" w:evenHBand="0" w:firstRowFirstColumn="0" w:firstRowLastColumn="0" w:lastRowFirstColumn="0" w:lastRowLastColumn="0"/>
+            <w:tcMar/>
+          </w:tcPr>
+          <w:p wp14:textId="77777777">
             <w:pPr>
               <w:pStyle w:val="Compact"/>
               <w:jc w:val="left"/>
@@ -1207,8 +2564,11 @@
           </w:p>
         </w:tc>
         <w:tc>
-          <w:tcPr/>
-          <w:p>
+          <w:tcPr>
+            <w:cnfStyle w:val="000010000000" w:firstRow="0" w:lastRow="0" w:firstColumn="0" w:lastColumn="0" w:oddVBand="1" w:evenVBand="0" w:oddHBand="0" w:evenHBand="0" w:firstRowFirstColumn="0" w:firstRowLastColumn="0" w:lastRowFirstColumn="0" w:lastRowLastColumn="0"/>
+            <w:tcMar/>
+          </w:tcPr>
+          <w:p wp14:textId="77777777">
             <w:pPr>
               <w:pStyle w:val="Compact"/>
               <w:jc w:val="left"/>
@@ -1219,8 +2579,11 @@
           </w:p>
         </w:tc>
         <w:tc>
-          <w:tcPr/>
-          <w:p>
+          <w:tcPr>
+            <w:cnfStyle w:val="000001000000" w:firstRow="0" w:lastRow="0" w:firstColumn="0" w:lastColumn="0" w:oddVBand="0" w:evenVBand="1" w:oddHBand="0" w:evenHBand="0" w:firstRowFirstColumn="0" w:firstRowLastColumn="0" w:lastRowFirstColumn="0" w:lastRowLastColumn="0"/>
+            <w:tcMar/>
+          </w:tcPr>
+          <w:p wp14:textId="77777777">
             <w:pPr>
               <w:pStyle w:val="Compact"/>
               <w:jc w:val="left"/>
@@ -1231,10 +2594,13 @@
           </w:p>
         </w:tc>
       </w:tr>
-      <w:tr>
+      <w:tr xmlns:wp14="http://schemas.microsoft.com/office/word/2010/wordml" wp14:textId="77777777">
         <w:tc>
-          <w:tcPr/>
-          <w:p>
+          <w:tcPr>
+            <w:cnfStyle w:val="000010000000" w:firstRow="0" w:lastRow="0" w:firstColumn="0" w:lastColumn="0" w:oddVBand="1" w:evenVBand="0" w:oddHBand="0" w:evenHBand="0" w:firstRowFirstColumn="0" w:firstRowLastColumn="0" w:lastRowFirstColumn="0" w:lastRowLastColumn="0"/>
+            <w:tcMar/>
+          </w:tcPr>
+          <w:p wp14:textId="77777777">
             <w:pPr>
               <w:pStyle w:val="Compact"/>
               <w:jc w:val="left"/>
@@ -1245,8 +2611,11 @@
           </w:p>
         </w:tc>
         <w:tc>
-          <w:tcPr/>
-          <w:p>
+          <w:tcPr>
+            <w:cnfStyle w:val="000001000000" w:firstRow="0" w:lastRow="0" w:firstColumn="0" w:lastColumn="0" w:oddVBand="0" w:evenVBand="1" w:oddHBand="0" w:evenHBand="0" w:firstRowFirstColumn="0" w:firstRowLastColumn="0" w:lastRowFirstColumn="0" w:lastRowLastColumn="0"/>
+            <w:tcMar/>
+          </w:tcPr>
+          <w:p wp14:textId="77777777">
             <w:pPr>
               <w:pStyle w:val="Compact"/>
               <w:jc w:val="left"/>
@@ -1257,30 +2626,66 @@
           </w:p>
         </w:tc>
         <w:tc>
-          <w:tcPr/>
-          <w:p>
+          <w:tcPr>
+            <w:cnfStyle w:val="000010000000" w:firstRow="0" w:lastRow="0" w:firstColumn="0" w:lastColumn="0" w:oddVBand="1" w:evenVBand="0" w:oddHBand="0" w:evenHBand="0" w:firstRowFirstColumn="0" w:firstRowLastColumn="0" w:lastRowFirstColumn="0" w:lastRowLastColumn="0"/>
+            <w:tcMar/>
+          </w:tcPr>
+          <w:p wp14:textId="1061D725">
             <w:pPr>
               <w:pStyle w:val="Compact"/>
               <w:jc w:val="left"/>
             </w:pPr>
             <w:r>
-              <w:t xml:space="preserve">Co-fondatrice, Présidente</w:t>
+              <w:rPr/>
+              <w:t>Co-</w:t>
+            </w:r>
+            <w:r>
+              <w:rPr/>
+              <w:t>fondatrice</w:t>
+            </w:r>
+            <w:r>
+              <w:rPr/>
+              <w:t>,</w:t>
+            </w:r>
+          </w:p>
+          <w:p wp14:textId="372EFDDA">
+            <w:pPr>
+              <w:pStyle w:val="Compact"/>
+              <w:jc w:val="left"/>
+            </w:pPr>
+            <w:r>
+              <w:rPr/>
+              <w:t>Co-</w:t>
+            </w:r>
+            <w:r>
+              <w:rPr/>
+              <w:t>Présidente</w:t>
+            </w:r>
+            <w:r>
+              <w:rPr/>
+              <w:t xml:space="preserve"> et Trésorière</w:t>
             </w:r>
           </w:p>
         </w:tc>
         <w:tc>
-          <w:tcPr/>
-          <w:p>
+          <w:tcPr>
+            <w:cnfStyle w:val="000001000000" w:firstRow="0" w:lastRow="0" w:firstColumn="0" w:lastColumn="0" w:oddVBand="0" w:evenVBand="1" w:oddHBand="0" w:evenHBand="0" w:firstRowFirstColumn="0" w:firstRowLastColumn="0" w:lastRowFirstColumn="0" w:lastRowLastColumn="0"/>
+            <w:tcMar/>
+          </w:tcPr>
+          <w:p wp14:textId="77777777">
             <w:pPr>
               <w:pStyle w:val="Compact"/>
             </w:pPr>
           </w:p>
         </w:tc>
       </w:tr>
-      <w:tr>
+      <w:tr xmlns:wp14="http://schemas.microsoft.com/office/word/2010/wordml" wp14:textId="77777777">
         <w:tc>
-          <w:tcPr/>
-          <w:p>
+          <w:tcPr>
+            <w:cnfStyle w:val="000010000000" w:firstRow="0" w:lastRow="0" w:firstColumn="0" w:lastColumn="0" w:oddVBand="1" w:evenVBand="0" w:oddHBand="0" w:evenHBand="0" w:firstRowFirstColumn="0" w:firstRowLastColumn="0" w:lastRowFirstColumn="0" w:lastRowLastColumn="0"/>
+            <w:tcMar/>
+          </w:tcPr>
+          <w:p wp14:textId="77777777">
             <w:pPr>
               <w:pStyle w:val="Compact"/>
               <w:jc w:val="left"/>
@@ -1291,8 +2696,11 @@
           </w:p>
         </w:tc>
         <w:tc>
-          <w:tcPr/>
-          <w:p>
+          <w:tcPr>
+            <w:cnfStyle w:val="000001000000" w:firstRow="0" w:lastRow="0" w:firstColumn="0" w:lastColumn="0" w:oddVBand="0" w:evenVBand="1" w:oddHBand="0" w:evenHBand="0" w:firstRowFirstColumn="0" w:firstRowLastColumn="0" w:lastRowFirstColumn="0" w:lastRowLastColumn="0"/>
+            <w:tcMar/>
+          </w:tcPr>
+          <w:p wp14:textId="77777777">
             <w:pPr>
               <w:pStyle w:val="Compact"/>
               <w:jc w:val="left"/>
@@ -1303,20 +2711,53 @@
           </w:p>
         </w:tc>
         <w:tc>
-          <w:tcPr/>
-          <w:p>
+          <w:tcPr>
+            <w:cnfStyle w:val="000010000000" w:firstRow="0" w:lastRow="0" w:firstColumn="0" w:lastColumn="0" w:oddVBand="1" w:evenVBand="0" w:oddHBand="0" w:evenHBand="0" w:firstRowFirstColumn="0" w:firstRowLastColumn="0" w:lastRowFirstColumn="0" w:lastRowLastColumn="0"/>
+            <w:tcMar/>
+          </w:tcPr>
+          <w:p wp14:textId="2A8ECB4D">
             <w:pPr>
               <w:pStyle w:val="Compact"/>
               <w:jc w:val="left"/>
             </w:pPr>
             <w:r>
-              <w:t xml:space="preserve">Co-fondateur, Secrétaire et Trésorier</w:t>
+              <w:rPr/>
+              <w:t>Co-</w:t>
+            </w:r>
+            <w:r>
+              <w:rPr/>
+              <w:t>fondateur</w:t>
+            </w:r>
+            <w:r>
+              <w:rPr/>
+              <w:t xml:space="preserve">, </w:t>
+            </w:r>
+          </w:p>
+          <w:p wp14:textId="2EAF0DB1">
+            <w:pPr>
+              <w:pStyle w:val="Compact"/>
+              <w:jc w:val="left"/>
+            </w:pPr>
+            <w:r>
+              <w:rPr/>
+              <w:t>Co-</w:t>
+            </w:r>
+            <w:r>
+              <w:rPr/>
+              <w:t>Président</w:t>
+            </w:r>
+            <w:r>
+              <w:rPr/>
+              <w:t xml:space="preserve"> </w:t>
             </w:r>
           </w:p>
         </w:tc>
         <w:tc>
-          <w:tcPr/>
-          <w:p>
+          <w:tcPr>
+            <w:cnfStyle w:val="000001000000" w:firstRow="0" w:lastRow="0" w:firstColumn="0" w:lastColumn="0" w:oddVBand="0" w:evenVBand="1" w:oddHBand="0" w:evenHBand="0" w:firstRowFirstColumn="0" w:firstRowLastColumn="0" w:lastRowFirstColumn="0" w:lastRowLastColumn="0"/>
+            <w:tcMar/>
+          </w:tcPr>
+          <w:p wp14:textId="77777777">
             <w:pPr>
               <w:pStyle w:val="Compact"/>
             </w:pPr>
@@ -1324,43 +2765,38 @@
         </w:tc>
       </w:tr>
     </w:tbl>
-    <w:p>
+    <w:p xmlns:wp14="http://schemas.microsoft.com/office/word/2010/wordml" wp14:noSpellErr="1" wp14:textId="4CE74BD8">
       <w:pPr>
         <w:pStyle w:val="BodyText"/>
       </w:pPr>
       <w:r>
-        <w:rPr>
-          <w:iCs/>
-          <w:i/>
-        </w:rPr>
-        <w:t xml:space="preserve">Fait à __________, le __________</w:t>
+        <w:rPr/>
+        <w:t>Fait à __________, le __________</w:t>
       </w:r>
     </w:p>
     <w:bookmarkEnd w:id="41"/>
     <w:bookmarkEnd w:id="42"/>
     <w:bookmarkEnd w:id="43"/>
     <w:sectPr>
-      <w:pgMar w:bottom="1417" w:left="1701" w:right="1417" w:top="1417"/>
+      <w:pgMar w:top="1417" w:right="1417" w:bottom="1417" w:left="1701"/>
+      <w:pgSz w:w="12240" w:h="15840" w:orient="portrait"/>
+      <w:cols w:num="1"/>
     </w:sectPr>
   </w:body>
 </w:document>
 </file>
 
-<file path=word/comments.xml><?xml version="1.0" encoding="utf-8"?>
-<w:comments xmlns:w="http://schemas.openxmlformats.org/wordprocessingml/2006/main" xmlns:m="http://schemas.openxmlformats.org/officeDocument/2006/math" xmlns:r="http://schemas.openxmlformats.org/officeDocument/2006/relationships" xmlns:o="urn:schemas-microsoft-com:office:office" xmlns:v="urn:schemas-microsoft-com:vml" xmlns:w10="urn:schemas-microsoft-com:office:word" xmlns:a="http://schemas.openxmlformats.org/drawingml/2006/main" xmlns:pic="http://schemas.openxmlformats.org/drawingml/2006/picture" xmlns:wp="http://schemas.openxmlformats.org/drawingml/2006/wordprocessingDrawing"/>
-</file>
-
 <file path=word/footnotes.xml><?xml version="1.0" encoding="utf-8"?>
-<w:footnotes xmlns:w="http://schemas.openxmlformats.org/wordprocessingml/2006/main" xmlns:m="http://schemas.openxmlformats.org/officeDocument/2006/math" xmlns:r="http://schemas.openxmlformats.org/officeDocument/2006/relationships" xmlns:o="urn:schemas-microsoft-com:office:office" xmlns:v="urn:schemas-microsoft-com:vml" xmlns:w10="urn:schemas-microsoft-com:office:word" xmlns:a="http://schemas.openxmlformats.org/drawingml/2006/main" xmlns:pic="http://schemas.openxmlformats.org/drawingml/2006/picture" xmlns:wp="http://schemas.openxmlformats.org/drawingml/2006/wordprocessingDrawing">
+<w:footnotes xmlns:w14="http://schemas.microsoft.com/office/word/2010/wordml" xmlns:wp14="http://schemas.microsoft.com/office/word/2010/wordprocessingDrawing" xmlns:w="http://schemas.openxmlformats.org/wordprocessingml/2006/main" xmlns:m="http://schemas.openxmlformats.org/officeDocument/2006/math" xmlns:r="http://schemas.openxmlformats.org/officeDocument/2006/relationships" xmlns:o="urn:schemas-microsoft-com:office:office" xmlns:v="urn:schemas-microsoft-com:vml" xmlns:w10="urn:schemas-microsoft-com:office:word" xmlns:a="http://schemas.openxmlformats.org/drawingml/2006/main" xmlns:pic="http://schemas.openxmlformats.org/drawingml/2006/picture" xmlns:wp="http://schemas.openxmlformats.org/drawingml/2006/wordprocessingDrawing" xmlns:mc="http://schemas.openxmlformats.org/markup-compatibility/2006" mc:Ignorable="w14 wp14">
   <w:footnote w:type="continuationSeparator" w:id="0">
-    <w:p>
+    <w:p xmlns:wp14="http://schemas.microsoft.com/office/word/2010/wordml" wp14:textId="77777777">
       <w:r>
         <w:continuationSeparator/>
       </w:r>
     </w:p>
   </w:footnote>
   <w:footnote w:type="separator" w:id="-1">
-    <w:p>
+    <w:p xmlns:wp14="http://schemas.microsoft.com/office/word/2010/wordml" wp14:textId="77777777">
       <w:r>
         <w:separator/>
       </w:r>
@@ -1371,6 +2807,118 @@
 
 <file path=word/numbering.xml><?xml version="1.0" encoding="utf-8"?>
 <w:numbering xmlns:w="http://schemas.openxmlformats.org/wordprocessingml/2006/main">
+  <w:abstractNum xmlns:w="http://schemas.openxmlformats.org/wordprocessingml/2006/main" w:abstractNumId="99412">
+    <w:nsid w:val="7d76c68c"/>
+    <w:multiLevelType xmlns:w="http://schemas.openxmlformats.org/wordprocessingml/2006/main" w:val="hybridMultilevel"/>
+    <w:lvl xmlns:w="http://schemas.openxmlformats.org/wordprocessingml/2006/main" w:ilvl="0">
+      <w:start w:val="1"/>
+      <w:numFmt w:val="bullet"/>
+      <w:lvlText w:val=""/>
+      <w:lvlJc w:val="left"/>
+      <w:pPr>
+        <w:ind w:left="720" w:hanging="360"/>
+      </w:pPr>
+      <w:rPr>
+        <w:rFonts w:hint="default" w:ascii="Symbol" w:hAnsi="Symbol"/>
+      </w:rPr>
+    </w:lvl>
+    <w:lvl xmlns:w="http://schemas.openxmlformats.org/wordprocessingml/2006/main" w:ilvl="1">
+      <w:start w:val="1"/>
+      <w:numFmt w:val="bullet"/>
+      <w:lvlText w:val="o"/>
+      <w:lvlJc w:val="left"/>
+      <w:pPr>
+        <w:ind w:left="1440" w:hanging="360"/>
+      </w:pPr>
+      <w:rPr>
+        <w:rFonts w:hint="default" w:ascii="Courier New" w:hAnsi="Courier New"/>
+      </w:rPr>
+    </w:lvl>
+    <w:lvl xmlns:w="http://schemas.openxmlformats.org/wordprocessingml/2006/main" w:ilvl="2">
+      <w:start w:val="1"/>
+      <w:numFmt w:val="bullet"/>
+      <w:lvlText w:val=""/>
+      <w:lvlJc w:val="left"/>
+      <w:pPr>
+        <w:ind w:left="2160" w:hanging="360"/>
+      </w:pPr>
+      <w:rPr>
+        <w:rFonts w:hint="default" w:ascii="Wingdings" w:hAnsi="Wingdings"/>
+      </w:rPr>
+    </w:lvl>
+    <w:lvl xmlns:w="http://schemas.openxmlformats.org/wordprocessingml/2006/main" w:ilvl="3">
+      <w:start w:val="1"/>
+      <w:numFmt w:val="bullet"/>
+      <w:lvlText w:val=""/>
+      <w:lvlJc w:val="left"/>
+      <w:pPr>
+        <w:ind w:left="2880" w:hanging="360"/>
+      </w:pPr>
+      <w:rPr>
+        <w:rFonts w:hint="default" w:ascii="Symbol" w:hAnsi="Symbol"/>
+      </w:rPr>
+    </w:lvl>
+    <w:lvl xmlns:w="http://schemas.openxmlformats.org/wordprocessingml/2006/main" w:ilvl="4">
+      <w:start w:val="1"/>
+      <w:numFmt w:val="bullet"/>
+      <w:lvlText w:val="o"/>
+      <w:lvlJc w:val="left"/>
+      <w:pPr>
+        <w:ind w:left="3600" w:hanging="360"/>
+      </w:pPr>
+      <w:rPr>
+        <w:rFonts w:hint="default" w:ascii="Courier New" w:hAnsi="Courier New"/>
+      </w:rPr>
+    </w:lvl>
+    <w:lvl xmlns:w="http://schemas.openxmlformats.org/wordprocessingml/2006/main" w:ilvl="5">
+      <w:start w:val="1"/>
+      <w:numFmt w:val="bullet"/>
+      <w:lvlText w:val=""/>
+      <w:lvlJc w:val="left"/>
+      <w:pPr>
+        <w:ind w:left="4320" w:hanging="360"/>
+      </w:pPr>
+      <w:rPr>
+        <w:rFonts w:hint="default" w:ascii="Wingdings" w:hAnsi="Wingdings"/>
+      </w:rPr>
+    </w:lvl>
+    <w:lvl xmlns:w="http://schemas.openxmlformats.org/wordprocessingml/2006/main" w:ilvl="6">
+      <w:start w:val="1"/>
+      <w:numFmt w:val="bullet"/>
+      <w:lvlText w:val=""/>
+      <w:lvlJc w:val="left"/>
+      <w:pPr>
+        <w:ind w:left="5040" w:hanging="360"/>
+      </w:pPr>
+      <w:rPr>
+        <w:rFonts w:hint="default" w:ascii="Symbol" w:hAnsi="Symbol"/>
+      </w:rPr>
+    </w:lvl>
+    <w:lvl xmlns:w="http://schemas.openxmlformats.org/wordprocessingml/2006/main" w:ilvl="7">
+      <w:start w:val="1"/>
+      <w:numFmt w:val="bullet"/>
+      <w:lvlText w:val="o"/>
+      <w:lvlJc w:val="left"/>
+      <w:pPr>
+        <w:ind w:left="5760" w:hanging="360"/>
+      </w:pPr>
+      <w:rPr>
+        <w:rFonts w:hint="default" w:ascii="Courier New" w:hAnsi="Courier New"/>
+      </w:rPr>
+    </w:lvl>
+    <w:lvl xmlns:w="http://schemas.openxmlformats.org/wordprocessingml/2006/main" w:ilvl="8">
+      <w:start w:val="1"/>
+      <w:numFmt w:val="bullet"/>
+      <w:lvlText w:val=""/>
+      <w:lvlJc w:val="left"/>
+      <w:pPr>
+        <w:ind w:left="6480" w:hanging="360"/>
+      </w:pPr>
+      <w:rPr>
+        <w:rFonts w:hint="default" w:ascii="Wingdings" w:hAnsi="Wingdings"/>
+      </w:rPr>
+    </w:lvl>
+  </w:abstractNum>
   <w:abstractNum w:abstractNumId="990">
     <w:nsid w:val="A990"/>
     <w:multiLevelType w:val="multilevel"/>
@@ -1608,6 +3156,9 @@
       </w:pPr>
     </w:lvl>
   </w:abstractNum>
+  <w:num w:numId="1006">
+    <w:abstractNumId w:val="99412"/>
+  </w:num>
   <w:num w:numId="1000">
     <w:abstractNumId w:val="990"/>
   </w:num>
@@ -1684,14 +3235,14 @@
 </file>
 
 <file path=word/styles.xml><?xml version="1.0" encoding="utf-8"?>
-<w:styles xmlns:r="http://schemas.openxmlformats.org/officeDocument/2006/relationships" xmlns:w="http://schemas.openxmlformats.org/wordprocessingml/2006/main">
+<w:styles xmlns:w14="http://schemas.microsoft.com/office/word/2010/wordml" xmlns:wp14="http://schemas.microsoft.com/office/word/2010/wordprocessingDrawing" xmlns:r="http://schemas.openxmlformats.org/officeDocument/2006/relationships" xmlns:w="http://schemas.openxmlformats.org/wordprocessingml/2006/main" xmlns:mc="http://schemas.openxmlformats.org/markup-compatibility/2006" mc:Ignorable="w14 wp14">
   <w:docDefaults>
     <w:rPrDefault>
       <w:rPr>
-        <w:rFonts w:asciiTheme="minorHAnsi" w:cstheme="minorBidi" w:eastAsiaTheme="minorHAnsi" w:hAnsiTheme="minorHAnsi"/>
+        <w:rFonts w:asciiTheme="minorHAnsi" w:hAnsiTheme="minorHAnsi" w:eastAsiaTheme="minorHAnsi" w:cstheme="minorBidi"/>
         <w:sz w:val="24"/>
         <w:szCs w:val="24"/>
-        <w:lang w:bidi="ar-SA" w:eastAsia="en-US" w:val="en-US"/>
+        <w:lang w:val="en-US" w:eastAsia="en-US" w:bidi="ar-SA"/>
       </w:rPr>
     </w:rPrDefault>
     <w:pPrDefault>
@@ -1700,12 +3251,12 @@
       </w:pPr>
     </w:pPrDefault>
   </w:docDefaults>
-  <w:latentStyles w:count="276" w:defLockedState="0" w:defQFormat="0" w:defSemiHidden="0" w:defUIPriority="0" w:defUnhideWhenUsed="0"/>
-  <w:style w:default="1" w:styleId="Normal" w:type="paragraph">
+  <w:latentStyles w:defLockedState="0" w:defUIPriority="0" w:defSemiHidden="0" w:defUnhideWhenUsed="0" w:defQFormat="0" w:count="276"/>
+  <w:style w:type="paragraph" w:styleId="Normal" w:default="1">
     <w:name w:val="Normal"/>
     <w:qFormat/>
     <w:pPr>
-      <w:spacing w:after="120" w:before="0" w:line="280" w:lineRule="exact"/>
+      <w:spacing w:before="0" w:after="120" w:line="280" w:lineRule="exact"/>
     </w:pPr>
     <w:rPr>
       <w:rFonts w:ascii="Calibri" w:hAnsi="Calibri"/>
@@ -1714,30 +3265,30 @@
       <w:sz w:val="22"/>
     </w:rPr>
   </w:style>
-  <w:style w:styleId="BodyText" w:type="paragraph">
+  <w:style w:type="paragraph" w:styleId="BodyText">
     <w:name w:val="Body Text"/>
     <w:basedOn w:val="Normal"/>
     <w:link w:val="BodyTextChar"/>
     <w:pPr>
-      <w:spacing w:after="180" w:before="180"/>
+      <w:spacing w:before="180" w:after="180"/>
     </w:pPr>
     <w:qFormat/>
   </w:style>
-  <w:style w:customStyle="1" w:styleId="FirstParagraph" w:type="paragraph">
+  <w:style w:type="paragraph" w:styleId="FirstParagraph" w:customStyle="1">
     <w:name w:val="First Paragraph"/>
     <w:basedOn w:val="BodyText"/>
     <w:next w:val="BodyText"/>
     <w:qFormat/>
   </w:style>
-  <w:style w:customStyle="1" w:styleId="Compact" w:type="paragraph">
+  <w:style w:type="paragraph" w:styleId="Compact" w:customStyle="1">
     <w:name w:val="Compact"/>
     <w:basedOn w:val="BodyText"/>
     <w:qFormat/>
     <w:pPr>
-      <w:spacing w:after="36" w:before="36"/>
+      <w:spacing w:before="36" w:after="36"/>
     </w:pPr>
   </w:style>
-  <w:style w:styleId="Title" w:type="paragraph">
+  <w:style w:type="paragraph" w:styleId="Title">
     <w:name w:val="Title"/>
     <w:basedOn w:val="Normal"/>
     <w:next w:val="BodyText"/>
@@ -1745,19 +3296,19 @@
     <w:pPr>
       <w:keepNext/>
       <w:keepLines/>
-      <w:spacing w:after="240" w:before="480"/>
+      <w:spacing w:before="480" w:after="240"/>
       <w:jc w:val="center"/>
     </w:pPr>
     <w:rPr>
-      <w:rFonts w:asciiTheme="majorHAnsi" w:cstheme="majorBidi" w:eastAsiaTheme="majorEastAsia" w:hAnsiTheme="majorHAnsi"/>
+      <w:rFonts w:asciiTheme="majorHAnsi" w:hAnsiTheme="majorHAnsi" w:eastAsiaTheme="majorEastAsia" w:cstheme="majorBidi"/>
       <w:b/>
       <w:bCs/>
-      <w:color w:themeColor="accent1" w:themeShade="B5" w:val="345A8A"/>
+      <w:color w:val="345A8A" w:themeColor="accent1" w:themeShade="B5"/>
       <w:sz w:val="36"/>
       <w:szCs w:val="36"/>
     </w:rPr>
   </w:style>
-  <w:style w:styleId="Subtitle" w:type="paragraph">
+  <w:style w:type="paragraph" w:styleId="Subtitle">
     <w:name w:val="Subtitle"/>
     <w:basedOn w:val="Title"/>
     <w:next w:val="BodyText"/>
@@ -1765,7 +3316,7 @@
     <w:pPr>
       <w:keepNext/>
       <w:keepLines/>
-      <w:spacing w:after="240" w:before="240"/>
+      <w:spacing w:before="240" w:after="240"/>
       <w:jc w:val="center"/>
     </w:pPr>
     <w:rPr>
@@ -1773,7 +3324,7 @@
       <w:szCs w:val="30"/>
     </w:rPr>
   </w:style>
-  <w:style w:customStyle="1" w:styleId="Author" w:type="paragraph">
+  <w:style w:type="paragraph" w:styleId="Author" w:customStyle="1">
     <w:name w:val="Author"/>
     <w:next w:val="BodyText"/>
     <w:qFormat/>
@@ -1783,7 +3334,7 @@
       <w:jc w:val="center"/>
     </w:pPr>
   </w:style>
-  <w:style w:styleId="Date" w:type="paragraph">
+  <w:style w:type="paragraph" w:styleId="Date">
     <w:name w:val="Date"/>
     <w:next w:val="BodyText"/>
     <w:qFormat/>
@@ -1793,7 +3344,7 @@
       <w:jc w:val="center"/>
     </w:pPr>
   </w:style>
-  <w:style w:customStyle="1" w:styleId="AbstractTitle" w:type="paragraph">
+  <w:style w:type="paragraph" w:styleId="AbstractTitle" w:customStyle="1">
     <w:name w:val="Abstract Title"/>
     <w:basedOn w:val="Normal"/>
     <w:next w:val="Abstract"/>
@@ -1802,7 +3353,7 @@
       <w:keepNext/>
       <w:keepLines/>
       <w:jc w:val="center"/>
-      <w:spacing w:after="0" w:before="300"/>
+      <w:spacing w:before="300" w:after="0"/>
     </w:pPr>
     <w:rPr>
       <w:sz w:val="20"/>
@@ -1812,7 +3363,7 @@
       &gt;
     </w:rPr>
   </w:style>
-  <w:style w:customStyle="1" w:styleId="Abstract" w:type="paragraph">
+  <w:style w:type="paragraph" w:styleId="Abstract" w:customStyle="1">
     <w:name w:val="Abstract"/>
     <w:basedOn w:val="Normal"/>
     <w:next w:val="BodyText"/>
@@ -1820,14 +3371,14 @@
     <w:pPr>
       <w:keepNext/>
       <w:keepLines/>
-      <w:spacing w:after="300" w:before="100"/>
+      <w:spacing w:before="100" w:after="300"/>
     </w:pPr>
     <w:rPr>
       <w:sz w:val="20"/>
       <w:szCs w:val="20"/>
     </w:rPr>
   </w:style>
-  <w:style w:styleId="Bibliography" w:type="paragraph">
+  <w:style w:type="paragraph" w:styleId="Bibliography">
     <w:name w:val="Bibliography"/>
     <w:basedOn w:val="Normal"/>
     <w:next w:val="Bibliography"/>
@@ -1835,8 +3386,8 @@
     <w:pPr/>
     <w:rPr/>
   </w:style>
-  <w:style w:styleId="Heading1" w:type="paragraph">
-    <w:name w:val="Heading 1"/>
+  <w:style w:type="paragraph" w:styleId="Heading1">
+    <w:name w:val="heading 1"/>
     <w:basedOn w:val="Normal"/>
     <w:next w:val="BodyText"/>
     <w:uiPriority w:val="9"/>
@@ -1844,11 +3395,11 @@
     <w:pPr>
       <w:keepNext/>
       <w:keepLines/>
-      <w:spacing w:after="160" w:before="360"/>
+      <w:spacing w:before="360" w:after="160"/>
       <w:outlineLvl w:val="0"/>
     </w:pPr>
     <w:rPr>
-      <w:rFonts w:ascii="Calibri" w:asciiTheme="majorHAnsi" w:cstheme="majorBidi" w:eastAsiaTheme="majorEastAsia" w:hAnsi="Calibri" w:hAnsiTheme="majorHAnsi"/>
+      <w:rFonts w:ascii="Calibri" w:hAnsi="Calibri" w:asciiTheme="majorHAnsi" w:hAnsiTheme="majorHAnsi" w:eastAsiaTheme="majorEastAsia" w:cstheme="majorBidi"/>
       <w:b/>
       <w:bCs/>
       <w:color w:val="1F396B"/>
@@ -1856,8 +3407,8 @@
       <w:szCs w:val="32"/>
     </w:rPr>
   </w:style>
-  <w:style w:styleId="Heading2" w:type="paragraph">
-    <w:name w:val="Heading 2"/>
+  <w:style w:type="paragraph" w:styleId="Heading2">
+    <w:name w:val="heading 2"/>
     <w:basedOn w:val="Normal"/>
     <w:next w:val="BodyText"/>
     <w:uiPriority w:val="9"/>
@@ -1866,11 +3417,11 @@
     <w:pPr>
       <w:keepNext/>
       <w:keepLines/>
-      <w:spacing w:after="120" w:before="280"/>
+      <w:spacing w:before="280" w:after="120"/>
       <w:outlineLvl w:val="1"/>
     </w:pPr>
     <w:rPr>
-      <w:rFonts w:ascii="Calibri" w:asciiTheme="majorHAnsi" w:cstheme="majorBidi" w:eastAsiaTheme="majorEastAsia" w:hAnsi="Calibri" w:hAnsiTheme="majorHAnsi"/>
+      <w:rFonts w:ascii="Calibri" w:hAnsi="Calibri" w:asciiTheme="majorHAnsi" w:hAnsiTheme="majorHAnsi" w:eastAsiaTheme="majorEastAsia" w:cstheme="majorBidi"/>
       <w:b/>
       <w:bCs/>
       <w:color w:val="1F396B"/>
@@ -1878,8 +3429,8 @@
       <w:szCs w:val="28"/>
     </w:rPr>
   </w:style>
-  <w:style w:styleId="Heading3" w:type="paragraph">
-    <w:name w:val="Heading 3"/>
+  <w:style w:type="paragraph" w:styleId="Heading3">
+    <w:name w:val="heading 3"/>
     <w:basedOn w:val="Normal"/>
     <w:next w:val="BodyText"/>
     <w:uiPriority w:val="9"/>
@@ -1888,11 +3439,11 @@
     <w:pPr>
       <w:keepNext/>
       <w:keepLines/>
-      <w:spacing w:after="80" w:before="200"/>
+      <w:spacing w:before="200" w:after="80"/>
       <w:outlineLvl w:val="2"/>
     </w:pPr>
     <w:rPr>
-      <w:rFonts w:ascii="Calibri" w:asciiTheme="majorHAnsi" w:cstheme="majorBidi" w:eastAsiaTheme="majorEastAsia" w:hAnsi="Calibri" w:hAnsiTheme="majorHAnsi"/>
+      <w:rFonts w:ascii="Calibri" w:hAnsi="Calibri" w:asciiTheme="majorHAnsi" w:hAnsiTheme="majorHAnsi" w:eastAsiaTheme="majorEastAsia" w:cstheme="majorBidi"/>
       <w:b/>
       <w:bCs/>
       <w:color w:val="8B1A1A"/>
@@ -1900,8 +3451,8 @@
       <w:szCs w:val="24"/>
     </w:rPr>
   </w:style>
-  <w:style w:styleId="Heading4" w:type="paragraph">
-    <w:name w:val="Heading 4"/>
+  <w:style w:type="paragraph" w:styleId="Heading4">
+    <w:name w:val="heading 4"/>
     <w:basedOn w:val="Normal"/>
     <w:next w:val="BodyText"/>
     <w:uiPriority w:val="9"/>
@@ -1910,20 +3461,20 @@
     <w:pPr>
       <w:keepNext/>
       <w:keepLines/>
-      <w:spacing w:after="0" w:before="200"/>
+      <w:spacing w:before="200" w:after="0"/>
       <w:outlineLvl w:val="3"/>
     </w:pPr>
     <w:rPr>
-      <w:rFonts w:asciiTheme="majorHAnsi" w:cstheme="majorBidi" w:eastAsiaTheme="majorEastAsia" w:hAnsiTheme="majorHAnsi"/>
+      <w:rFonts w:asciiTheme="majorHAnsi" w:hAnsiTheme="majorHAnsi" w:eastAsiaTheme="majorEastAsia" w:cstheme="majorBidi"/>
       <w:i/>
       <w:bCs/>
-      <w:color w:themeColor="accent1" w:val="4F81BD"/>
+      <w:color w:val="4F81BD" w:themeColor="accent1"/>
       <w:sz w:val="24"/>
       <w:szCs w:val="24"/>
     </w:rPr>
   </w:style>
-  <w:style w:styleId="Heading5" w:type="paragraph">
-    <w:name w:val="Heading 5"/>
+  <w:style w:type="paragraph" w:styleId="Heading5">
+    <w:name w:val="heading 5"/>
     <w:basedOn w:val="Normal"/>
     <w:next w:val="BodyText"/>
     <w:uiPriority w:val="9"/>
@@ -1932,19 +3483,19 @@
     <w:pPr>
       <w:keepNext/>
       <w:keepLines/>
-      <w:spacing w:after="0" w:before="200"/>
+      <w:spacing w:before="200" w:after="0"/>
       <w:outlineLvl w:val="4"/>
     </w:pPr>
     <w:rPr>
-      <w:rFonts w:asciiTheme="majorHAnsi" w:cstheme="majorBidi" w:eastAsiaTheme="majorEastAsia" w:hAnsiTheme="majorHAnsi"/>
+      <w:rFonts w:asciiTheme="majorHAnsi" w:hAnsiTheme="majorHAnsi" w:eastAsiaTheme="majorEastAsia" w:cstheme="majorBidi"/>
       <w:iCs/>
-      <w:color w:themeColor="accent1" w:val="4F81BD"/>
+      <w:color w:val="4F81BD" w:themeColor="accent1"/>
       <w:sz w:val="24"/>
       <w:szCs w:val="24"/>
     </w:rPr>
   </w:style>
-  <w:style w:styleId="Heading6" w:type="paragraph">
-    <w:name w:val="Heading 6"/>
+  <w:style w:type="paragraph" w:styleId="Heading6">
+    <w:name w:val="heading 6"/>
     <w:basedOn w:val="Normal"/>
     <w:next w:val="BodyText"/>
     <w:uiPriority w:val="9"/>
@@ -1953,18 +3504,18 @@
     <w:pPr>
       <w:keepNext/>
       <w:keepLines/>
-      <w:spacing w:after="0" w:before="200"/>
+      <w:spacing w:before="200" w:after="0"/>
       <w:outlineLvl w:val="5"/>
     </w:pPr>
     <w:rPr>
-      <w:rFonts w:asciiTheme="majorHAnsi" w:cstheme="majorBidi" w:eastAsiaTheme="majorEastAsia" w:hAnsiTheme="majorHAnsi"/>
-      <w:color w:themeColor="accent1" w:val="4F81BD"/>
+      <w:rFonts w:asciiTheme="majorHAnsi" w:hAnsiTheme="majorHAnsi" w:eastAsiaTheme="majorEastAsia" w:cstheme="majorBidi"/>
+      <w:color w:val="4F81BD" w:themeColor="accent1"/>
       <w:sz w:val="24"/>
       <w:szCs w:val="24"/>
     </w:rPr>
   </w:style>
-  <w:style w:styleId="Heading7" w:type="paragraph">
-    <w:name w:val="Heading 7"/>
+  <w:style w:type="paragraph" w:styleId="Heading7">
+    <w:name w:val="heading 7"/>
     <w:basedOn w:val="Normal"/>
     <w:next w:val="BodyText"/>
     <w:uiPriority w:val="9"/>
@@ -1973,18 +3524,18 @@
     <w:pPr>
       <w:keepNext/>
       <w:keepLines/>
-      <w:spacing w:after="0" w:before="200"/>
+      <w:spacing w:before="200" w:after="0"/>
       <w:outlineLvl w:val="6"/>
     </w:pPr>
     <w:rPr>
-      <w:rFonts w:asciiTheme="majorHAnsi" w:cstheme="majorBidi" w:eastAsiaTheme="majorEastAsia" w:hAnsiTheme="majorHAnsi"/>
-      <w:color w:themeColor="accent1" w:val="4F81BD"/>
+      <w:rFonts w:asciiTheme="majorHAnsi" w:hAnsiTheme="majorHAnsi" w:eastAsiaTheme="majorEastAsia" w:cstheme="majorBidi"/>
+      <w:color w:val="4F81BD" w:themeColor="accent1"/>
       <w:sz w:val="24"/>
       <w:szCs w:val="24"/>
     </w:rPr>
   </w:style>
-  <w:style w:styleId="Heading8" w:type="paragraph">
-    <w:name w:val="Heading 8"/>
+  <w:style w:type="paragraph" w:styleId="Heading8">
+    <w:name w:val="heading 8"/>
     <w:basedOn w:val="Normal"/>
     <w:next w:val="BodyText"/>
     <w:uiPriority w:val="9"/>
@@ -1993,18 +3544,18 @@
     <w:pPr>
       <w:keepNext/>
       <w:keepLines/>
-      <w:spacing w:after="0" w:before="200"/>
+      <w:spacing w:before="200" w:after="0"/>
       <w:outlineLvl w:val="7"/>
     </w:pPr>
     <w:rPr>
-      <w:rFonts w:asciiTheme="majorHAnsi" w:cstheme="majorBidi" w:eastAsiaTheme="majorEastAsia" w:hAnsiTheme="majorHAnsi"/>
-      <w:color w:themeColor="accent1" w:val="4F81BD"/>
+      <w:rFonts w:asciiTheme="majorHAnsi" w:hAnsiTheme="majorHAnsi" w:eastAsiaTheme="majorEastAsia" w:cstheme="majorBidi"/>
+      <w:color w:val="4F81BD" w:themeColor="accent1"/>
       <w:sz w:val="24"/>
       <w:szCs w:val="24"/>
     </w:rPr>
   </w:style>
-  <w:style w:styleId="Heading9" w:type="paragraph">
-    <w:name w:val="Heading 9"/>
+  <w:style w:type="paragraph" w:styleId="Heading9">
+    <w:name w:val="heading 9"/>
     <w:basedOn w:val="Normal"/>
     <w:next w:val="BodyText"/>
     <w:uiPriority w:val="9"/>
@@ -2013,17 +3564,17 @@
     <w:pPr>
       <w:keepNext/>
       <w:keepLines/>
-      <w:spacing w:after="0" w:before="200"/>
+      <w:spacing w:before="200" w:after="0"/>
       <w:outlineLvl w:val="8"/>
     </w:pPr>
     <w:rPr>
-      <w:rFonts w:asciiTheme="majorHAnsi" w:cstheme="majorBidi" w:eastAsiaTheme="majorEastAsia" w:hAnsiTheme="majorHAnsi"/>
-      <w:color w:themeColor="accent1" w:val="4F81BD"/>
+      <w:rFonts w:asciiTheme="majorHAnsi" w:hAnsiTheme="majorHAnsi" w:eastAsiaTheme="majorEastAsia" w:cstheme="majorBidi"/>
+      <w:color w:val="4F81BD" w:themeColor="accent1"/>
       <w:sz w:val="24"/>
       <w:szCs w:val="24"/>
     </w:rPr>
   </w:style>
-  <w:style w:styleId="BlockText" w:type="paragraph">
+  <w:style w:type="paragraph" w:styleId="BlockText">
     <w:name w:val="Block Text"/>
     <w:basedOn w:val="BodyText"/>
     <w:next w:val="BodyText"/>
@@ -2031,42 +3582,42 @@
     <w:unhideWhenUsed/>
     <w:qFormat/>
     <w:pPr>
-      <w:spacing w:after="100" w:before="100"/>
-      <w:ind w:firstLine="0" w:left="480" w:right="480"/>
+      <w:spacing w:before="100" w:after="100"/>
+      <w:ind w:left="480" w:right="480" w:firstLine="0"/>
     </w:pPr>
   </w:style>
-  <w:style w:styleId="FootnoteText" w:type="paragraph">
-    <w:name w:val="Footnote Text"/>
+  <w:style w:type="paragraph" w:styleId="FootnoteText">
+    <w:name w:val="footnote text"/>
     <w:basedOn w:val="Normal"/>
     <w:next w:val="FootnoteText"/>
     <w:uiPriority w:val="9"/>
     <w:unhideWhenUsed/>
     <w:qFormat/>
   </w:style>
-  <w:style w:default="1" w:styleId="DefaultParagraphFont" w:type="character">
+  <w:style w:type="character" w:styleId="DefaultParagraphFont" w:default="1">
     <w:name w:val="Default Paragraph Font"/>
     <w:semiHidden/>
     <w:unhideWhenUsed/>
   </w:style>
-  <w:style w:default="1" w:styleId="Table" w:type="table">
+  <w:style w:type="table" w:styleId="Table" w:default="1">
     <w:name w:val="Table"/>
     <w:basedOn w:val="TableNormal"/>
     <w:semiHidden/>
     <w:unhideWhenUsed/>
     <w:qFormat/>
     <w:tblPr>
-      <w:tblInd w:type="dxa" w:w="0"/>
+      <w:tblInd w:w="0" w:type="dxa"/>
       <w:tblCellMar>
-        <w:top w:type="dxa" w:w="0"/>
-        <w:left w:type="dxa" w:w="108"/>
-        <w:bottom w:type="dxa" w:w="0"/>
-        <w:right w:type="dxa" w:w="108"/>
+        <w:top w:w="0" w:type="dxa"/>
+        <w:left w:w="108" w:type="dxa"/>
+        <w:bottom w:w="0" w:type="dxa"/>
+        <w:right w:w="108" w:type="dxa"/>
       </w:tblCellMar>
     </w:tblPr>
     <w:tblStylePr w:type="firstRow">
       <w:tblPr>
         <w:jc w:val="left"/>
-        <w:tblInd w:type="dxa" w:w="0"/>
+        <w:tblInd w:w="0" w:type="dxa"/>
       </w:tblPr>
       <w:trPr>
         <w:jc w:val="left"/>
@@ -2079,7 +3630,7 @@
       </w:tcPr>
     </w:tblStylePr>
   </w:style>
-  <w:style w:customStyle="1" w:styleId="DefinitionTerm" w:type="paragraph">
+  <w:style w:type="paragraph" w:styleId="DefinitionTerm" w:customStyle="1">
     <w:name w:val="Definition Term"/>
     <w:basedOn w:val="Normal"/>
     <w:next w:val="Definition"/>
@@ -2092,49 +3643,49 @@
       <w:b/>
     </w:rPr>
   </w:style>
-  <w:style w:customStyle="1" w:styleId="Definition" w:type="paragraph">
+  <w:style w:type="paragraph" w:styleId="Definition" w:customStyle="1">
     <w:name w:val="Definition"/>
     <w:basedOn w:val="Normal"/>
   </w:style>
-  <w:style w:styleId="Caption" w:type="paragraph">
+  <w:style w:type="paragraph" w:styleId="Caption">
     <w:name w:val="Caption"/>
     <w:basedOn w:val="Normal"/>
     <w:link w:val="BodyTextChar"/>
     <w:pPr>
-      <w:spacing w:after="120" w:before="0"/>
+      <w:spacing w:before="0" w:after="120"/>
     </w:pPr>
     <w:rPr>
       <w:i/>
     </w:rPr>
   </w:style>
-  <w:style w:customStyle="1" w:styleId="TableCaption" w:type="paragraph">
+  <w:style w:type="paragraph" w:styleId="TableCaption" w:customStyle="1">
     <w:name w:val="Table Caption"/>
     <w:basedOn w:val="Caption"/>
     <w:pPr>
       <w:keepNext/>
     </w:pPr>
   </w:style>
-  <w:style w:customStyle="1" w:styleId="ImageCaption" w:type="paragraph">
+  <w:style w:type="paragraph" w:styleId="ImageCaption" w:customStyle="1">
     <w:name w:val="Image Caption"/>
     <w:basedOn w:val="Caption"/>
   </w:style>
-  <w:style w:customStyle="1" w:styleId="Figure" w:type="paragraph">
+  <w:style w:type="paragraph" w:styleId="Figure" w:customStyle="1">
     <w:name w:val="Figure"/>
     <w:basedOn w:val="Normal"/>
   </w:style>
-  <w:style w:customStyle="1" w:styleId="CaptionedFigure" w:type="paragraph">
+  <w:style w:type="paragraph" w:styleId="CaptionedFigure" w:customStyle="1">
     <w:name w:val="Captioned Figure"/>
     <w:basedOn w:val="Figure"/>
     <w:pPr>
       <w:keepNext/>
     </w:pPr>
   </w:style>
-  <w:style w:customStyle="1" w:styleId="BodyTextChar" w:type="character">
+  <w:style w:type="character" w:styleId="BodyTextChar" w:customStyle="1">
     <w:name w:val="Body Text Char"/>
     <w:basedOn w:val="DefaultParagraphFont"/>
     <w:link w:val="BodyText"/>
   </w:style>
-  <w:style w:customStyle="1" w:styleId="VerbatimChar" w:type="character">
+  <w:style w:type="character" w:styleId="VerbatimChar" w:customStyle="1">
     <w:name w:val="Verbatim Char"/>
     <w:basedOn w:val="BodyTextChar"/>
     <w:rPr>
@@ -2142,25 +3693,25 @@
       <w:sz w:val="22"/>
     </w:rPr>
   </w:style>
-  <w:style w:customStyle="1" w:styleId="SectionNumber" w:type="character">
+  <w:style w:type="character" w:styleId="SectionNumber" w:customStyle="1">
     <w:name w:val="Section Number"/>
     <w:basedOn w:val="BodyTextChar"/>
   </w:style>
-  <w:style w:styleId="FootnoteReference" w:type="character">
-    <w:name w:val="Footnote Reference"/>
+  <w:style w:type="character" w:styleId="FootnoteReference">
+    <w:name w:val="footnote reference"/>
     <w:basedOn w:val="BodyTextChar"/>
     <w:rPr>
       <w:vertAlign w:val="superscript"/>
     </w:rPr>
   </w:style>
-  <w:style w:styleId="Hyperlink" w:type="character">
+  <w:style w:type="character" w:styleId="Hyperlink">
     <w:name w:val="Hyperlink"/>
     <w:basedOn w:val="BodyTextChar"/>
     <w:rPr>
-      <w:color w:themeColor="accent1" w:val="4F81BD"/>
-    </w:rPr>
-  </w:style>
-  <w:style w:styleId="TOCHeading" w:type="paragraph">
+      <w:color w:val="4F81BD" w:themeColor="accent1"/>
+    </w:rPr>
+  </w:style>
+  <w:style w:type="paragraph" w:styleId="TOCHeading">
     <w:name w:val="TOC Heading"/>
     <w:basedOn w:val="Heading1"/>
     <w:next w:val="BodyText"/>
@@ -2172,13 +3723,13 @@
       <w:outlineLvl w:val="9"/>
     </w:pPr>
     <w:rPr>
-      <w:rFonts w:asciiTheme="majorHAnsi" w:cstheme="majorBidi" w:eastAsiaTheme="majorEastAsia" w:hAnsiTheme="majorHAnsi"/>
+      <w:rFonts w:asciiTheme="majorHAnsi" w:hAnsiTheme="majorHAnsi" w:eastAsiaTheme="majorEastAsia" w:cstheme="majorBidi"/>
       <w:b w:val="0"/>
       <w:bCs w:val="0"/>
-      <w:color w:themeColor="accent1" w:themeShade="BF" w:val="365F91"/>
-    </w:rPr>
-  </w:style>
-  <w:style w:type="paragraph" w:customStyle="1" w:styleId="SourceCode">
+      <w:color w:val="365F91" w:themeColor="accent1" w:themeShade="BF"/>
+    </w:rPr>
+  </w:style>
+  <w:style w:type="paragraph" w:styleId="SourceCode" w:customStyle="1">
     <w:name w:val="Source Code"/>
     <w:basedOn w:val="Normal"/>
     <w:link w:val="VerbatimChar"/>
@@ -2186,7 +3737,7 @@
       <w:wordWrap w:val="off"/>
     </w:pPr>
   </w:style>
-  <w:style w:type="character" w:customStyle="1" w:styleId="KeywordTok">
+  <w:style w:type="character" w:styleId="KeywordTok" w:customStyle="1">
     <w:name w:val="KeywordTok"/>
     <w:basedOn w:val="VerbatimChar"/>
     <w:rPr>
@@ -2194,77 +3745,77 @@
       <w:b/>
     </w:rPr>
   </w:style>
-  <w:style w:type="character" w:customStyle="1" w:styleId="DataTypeTok">
+  <w:style w:type="character" w:styleId="DataTypeTok" w:customStyle="1">
     <w:name w:val="DataTypeTok"/>
     <w:basedOn w:val="VerbatimChar"/>
     <w:rPr>
       <w:color w:val="902000"/>
     </w:rPr>
   </w:style>
-  <w:style w:type="character" w:customStyle="1" w:styleId="DecValTok">
+  <w:style w:type="character" w:styleId="DecValTok" w:customStyle="1">
     <w:name w:val="DecValTok"/>
     <w:basedOn w:val="VerbatimChar"/>
     <w:rPr>
       <w:color w:val="40a070"/>
     </w:rPr>
   </w:style>
-  <w:style w:type="character" w:customStyle="1" w:styleId="BaseNTok">
+  <w:style w:type="character" w:styleId="BaseNTok" w:customStyle="1">
     <w:name w:val="BaseNTok"/>
     <w:basedOn w:val="VerbatimChar"/>
     <w:rPr>
       <w:color w:val="40a070"/>
     </w:rPr>
   </w:style>
-  <w:style w:type="character" w:customStyle="1" w:styleId="FloatTok">
+  <w:style w:type="character" w:styleId="FloatTok" w:customStyle="1">
     <w:name w:val="FloatTok"/>
     <w:basedOn w:val="VerbatimChar"/>
     <w:rPr>
       <w:color w:val="40a070"/>
     </w:rPr>
   </w:style>
-  <w:style w:type="character" w:customStyle="1" w:styleId="ConstantTok">
+  <w:style w:type="character" w:styleId="ConstantTok" w:customStyle="1">
     <w:name w:val="ConstantTok"/>
     <w:basedOn w:val="VerbatimChar"/>
     <w:rPr>
       <w:color w:val="880000"/>
     </w:rPr>
   </w:style>
-  <w:style w:type="character" w:customStyle="1" w:styleId="CharTok">
+  <w:style w:type="character" w:styleId="CharTok" w:customStyle="1">
     <w:name w:val="CharTok"/>
     <w:basedOn w:val="VerbatimChar"/>
     <w:rPr>
       <w:color w:val="4070a0"/>
     </w:rPr>
   </w:style>
-  <w:style w:type="character" w:customStyle="1" w:styleId="SpecialCharTok">
+  <w:style w:type="character" w:styleId="SpecialCharTok" w:customStyle="1">
     <w:name w:val="SpecialCharTok"/>
     <w:basedOn w:val="VerbatimChar"/>
     <w:rPr>
       <w:color w:val="4070a0"/>
     </w:rPr>
   </w:style>
-  <w:style w:type="character" w:customStyle="1" w:styleId="StringTok">
+  <w:style w:type="character" w:styleId="StringTok" w:customStyle="1">
     <w:name w:val="StringTok"/>
     <w:basedOn w:val="VerbatimChar"/>
     <w:rPr>
       <w:color w:val="4070a0"/>
     </w:rPr>
   </w:style>
-  <w:style w:type="character" w:customStyle="1" w:styleId="VerbatimStringTok">
+  <w:style w:type="character" w:styleId="VerbatimStringTok" w:customStyle="1">
     <w:name w:val="VerbatimStringTok"/>
     <w:basedOn w:val="VerbatimChar"/>
     <w:rPr>
       <w:color w:val="4070a0"/>
     </w:rPr>
   </w:style>
-  <w:style w:type="character" w:customStyle="1" w:styleId="SpecialStringTok">
+  <w:style w:type="character" w:styleId="SpecialStringTok" w:customStyle="1">
     <w:name w:val="SpecialStringTok"/>
     <w:basedOn w:val="VerbatimChar"/>
     <w:rPr>
       <w:color w:val="bb6688"/>
     </w:rPr>
   </w:style>
-  <w:style w:type="character" w:customStyle="1" w:styleId="ImportTok">
+  <w:style w:type="character" w:styleId="ImportTok" w:customStyle="1">
     <w:name w:val="ImportTok"/>
     <w:basedOn w:val="VerbatimChar"/>
     <w:rPr>
@@ -2272,7 +3823,7 @@
       <w:b/>
     </w:rPr>
   </w:style>
-  <w:style w:type="character" w:customStyle="1" w:styleId="CommentTok">
+  <w:style w:type="character" w:styleId="CommentTok" w:customStyle="1">
     <w:name w:val="CommentTok"/>
     <w:basedOn w:val="VerbatimChar"/>
     <w:rPr>
@@ -2280,7 +3831,7 @@
       <w:i/>
     </w:rPr>
   </w:style>
-  <w:style w:type="character" w:customStyle="1" w:styleId="DocumentationTok">
+  <w:style w:type="character" w:styleId="DocumentationTok" w:customStyle="1">
     <w:name w:val="DocumentationTok"/>
     <w:basedOn w:val="VerbatimChar"/>
     <w:rPr>
@@ -2288,7 +3839,7 @@
       <w:i/>
     </w:rPr>
   </w:style>
-  <w:style w:type="character" w:customStyle="1" w:styleId="AnnotationTok">
+  <w:style w:type="character" w:styleId="AnnotationTok" w:customStyle="1">
     <w:name w:val="AnnotationTok"/>
     <w:basedOn w:val="VerbatimChar"/>
     <w:rPr>
@@ -2297,7 +3848,7 @@
       <w:i/>
     </w:rPr>
   </w:style>
-  <w:style w:type="character" w:customStyle="1" w:styleId="CommentVarTok">
+  <w:style w:type="character" w:styleId="CommentVarTok" w:customStyle="1">
     <w:name w:val="CommentVarTok"/>
     <w:basedOn w:val="VerbatimChar"/>
     <w:rPr>
@@ -2306,28 +3857,28 @@
       <w:i/>
     </w:rPr>
   </w:style>
-  <w:style w:type="character" w:customStyle="1" w:styleId="OtherTok">
+  <w:style w:type="character" w:styleId="OtherTok" w:customStyle="1">
     <w:name w:val="OtherTok"/>
     <w:basedOn w:val="VerbatimChar"/>
     <w:rPr>
       <w:color w:val="007020"/>
     </w:rPr>
   </w:style>
-  <w:style w:type="character" w:customStyle="1" w:styleId="FunctionTok">
+  <w:style w:type="character" w:styleId="FunctionTok" w:customStyle="1">
     <w:name w:val="FunctionTok"/>
     <w:basedOn w:val="VerbatimChar"/>
     <w:rPr>
       <w:color w:val="06287e"/>
     </w:rPr>
   </w:style>
-  <w:style w:type="character" w:customStyle="1" w:styleId="VariableTok">
+  <w:style w:type="character" w:styleId="VariableTok" w:customStyle="1">
     <w:name w:val="VariableTok"/>
     <w:basedOn w:val="VerbatimChar"/>
     <w:rPr>
       <w:color w:val="19177c"/>
     </w:rPr>
   </w:style>
-  <w:style w:type="character" w:customStyle="1" w:styleId="ControlFlowTok">
+  <w:style w:type="character" w:styleId="ControlFlowTok" w:customStyle="1">
     <w:name w:val="ControlFlowTok"/>
     <w:basedOn w:val="VerbatimChar"/>
     <w:rPr>
@@ -2335,45 +3886,45 @@
       <w:b/>
     </w:rPr>
   </w:style>
-  <w:style w:type="character" w:customStyle="1" w:styleId="OperatorTok">
+  <w:style w:type="character" w:styleId="OperatorTok" w:customStyle="1">
     <w:name w:val="OperatorTok"/>
     <w:basedOn w:val="VerbatimChar"/>
     <w:rPr>
       <w:color w:val="666666"/>
     </w:rPr>
   </w:style>
-  <w:style w:type="character" w:customStyle="1" w:styleId="BuiltInTok">
+  <w:style w:type="character" w:styleId="BuiltInTok" w:customStyle="1">
     <w:name w:val="BuiltInTok"/>
     <w:basedOn w:val="VerbatimChar"/>
     <w:rPr>
       <w:color w:val="008000"/>
     </w:rPr>
   </w:style>
-  <w:style w:type="character" w:customStyle="1" w:styleId="ExtensionTok">
+  <w:style w:type="character" w:styleId="ExtensionTok" w:customStyle="1">
     <w:name w:val="ExtensionTok"/>
     <w:basedOn w:val="VerbatimChar"/>
     <w:rPr/>
   </w:style>
-  <w:style w:type="character" w:customStyle="1" w:styleId="PreprocessorTok">
+  <w:style w:type="character" w:styleId="PreprocessorTok" w:customStyle="1">
     <w:name w:val="PreprocessorTok"/>
     <w:basedOn w:val="VerbatimChar"/>
     <w:rPr>
       <w:color w:val="bc7a00"/>
     </w:rPr>
   </w:style>
-  <w:style w:type="character" w:customStyle="1" w:styleId="AttributeTok">
+  <w:style w:type="character" w:styleId="AttributeTok" w:customStyle="1">
     <w:name w:val="AttributeTok"/>
     <w:basedOn w:val="VerbatimChar"/>
     <w:rPr>
       <w:color w:val="7d9029"/>
     </w:rPr>
   </w:style>
-  <w:style w:type="character" w:customStyle="1" w:styleId="RegionMarkerTok">
+  <w:style w:type="character" w:styleId="RegionMarkerTok" w:customStyle="1">
     <w:name w:val="RegionMarkerTok"/>
     <w:basedOn w:val="VerbatimChar"/>
     <w:rPr/>
   </w:style>
-  <w:style w:type="character" w:customStyle="1" w:styleId="InformationTok">
+  <w:style w:type="character" w:styleId="InformationTok" w:customStyle="1">
     <w:name w:val="InformationTok"/>
     <w:basedOn w:val="VerbatimChar"/>
     <w:rPr>
@@ -2382,7 +3933,7 @@
       <w:i/>
     </w:rPr>
   </w:style>
-  <w:style w:type="character" w:customStyle="1" w:styleId="WarningTok">
+  <w:style w:type="character" w:styleId="WarningTok" w:customStyle="1">
     <w:name w:val="WarningTok"/>
     <w:basedOn w:val="VerbatimChar"/>
     <w:rPr>
@@ -2391,7 +3942,7 @@
       <w:i/>
     </w:rPr>
   </w:style>
-  <w:style w:type="character" w:customStyle="1" w:styleId="AlertTok">
+  <w:style w:type="character" w:styleId="AlertTok" w:customStyle="1">
     <w:name w:val="AlertTok"/>
     <w:basedOn w:val="VerbatimChar"/>
     <w:rPr>
@@ -2399,7 +3950,7 @@
       <w:b/>
     </w:rPr>
   </w:style>
-  <w:style w:type="character" w:customStyle="1" w:styleId="ErrorTok">
+  <w:style w:type="character" w:styleId="ErrorTok" w:customStyle="1">
     <w:name w:val="ErrorTok"/>
     <w:basedOn w:val="VerbatimChar"/>
     <w:rPr>
@@ -2407,10 +3958,20 @@
       <w:b/>
     </w:rPr>
   </w:style>
-  <w:style w:type="character" w:customStyle="1" w:styleId="NormalTok">
+  <w:style w:type="character" w:styleId="NormalTok" w:customStyle="1">
     <w:name w:val="NormalTok"/>
     <w:basedOn w:val="VerbatimChar"/>
     <w:rPr/>
+  </w:style>
+  <w:style xmlns:w14="http://schemas.microsoft.com/office/word/2010/wordml" xmlns:mc="http://schemas.openxmlformats.org/markup-compatibility/2006" xmlns:w="http://schemas.openxmlformats.org/wordprocessingml/2006/main" w:type="paragraph" w:styleId="ListParagraph" mc:Ignorable="w14">
+    <w:name xmlns:w="http://schemas.openxmlformats.org/wordprocessingml/2006/main" w:val="List Paragraph"/>
+    <w:basedOn xmlns:w="http://schemas.openxmlformats.org/wordprocessingml/2006/main" w:val="Normal"/>
+    <w:uiPriority xmlns:w="http://schemas.openxmlformats.org/wordprocessingml/2006/main" w:val="34"/>
+    <w:qFormat xmlns:w="http://schemas.openxmlformats.org/wordprocessingml/2006/main"/>
+    <w:pPr xmlns:w="http://schemas.openxmlformats.org/wordprocessingml/2006/main">
+      <w:ind xmlns:w="http://schemas.openxmlformats.org/wordprocessingml/2006/main" w:left="720"/>
+      <w:contextualSpacing xmlns:w="http://schemas.openxmlformats.org/wordprocessingml/2006/main"/>
+    </w:pPr>
   </w:style>
 </w:styles>
 </file>
